--- a/docs/student-backend-exercises-he/04_roll_movement_and_start_bonus.docx
+++ b/docs/student-backend-exercises-he/04_roll_movement_and_start_bonus.docx
@@ -93,6 +93,154 @@
           <w:rtl/>
           <w:lang w:bidi="he-IL"/>
         </w:rPr>
+        <w:t xml:space="preserve">מטרות והיערכות</w:t>
+      </w:r>
+    </w:p>
+    <w:p>
+      <w:pPr>
+        <w:bidi/>
+        <w:spacing w:after="120" w:line="300"/>
+        <w:jc w:val="right"/>
+      </w:pPr>
+      <w:r>
+        <w:rPr>
+          <w:rFonts w:ascii="Arial" w:cs="Arial" w:eastAsia="Arial" w:hAnsi="Arial"/>
+          <w:b/>
+          <w:bCs/>
+          <w:rtl/>
+          <w:lang w:bidi="he-IL"/>
+        </w:rPr>
+        <w:t xml:space="preserve">זמן משוער: 60–90 דקות</w:t>
+      </w:r>
+    </w:p>
+    <w:p>
+      <w:pPr>
+        <w:pStyle w:val="Heading2"/>
+        <w:bidi/>
+        <w:jc w:val="right"/>
+      </w:pPr>
+      <w:r>
+        <w:rPr>
+          <w:rFonts w:ascii="Arial" w:cs="Arial" w:eastAsia="Arial" w:hAnsi="Arial"/>
+          <w:b/>
+          <w:bCs/>
+          <w:rtl/>
+          <w:lang w:bidi="he-IL"/>
+        </w:rPr>
+        <w:t xml:space="preserve">ידע מוקדם</w:t>
+      </w:r>
+    </w:p>
+    <w:p>
+      <w:pPr>
+        <w:pStyle w:val="ListParagraph"/>
+        <w:numPr>
+          <w:ilvl w:val="0"/>
+          <w:numId w:val="2"/>
+        </w:numPr>
+        <w:bidi/>
+        <w:spacing w:after="80" w:line="300"/>
+        <w:jc w:val="right"/>
+      </w:pPr>
+      <w:r>
+        <w:rPr>
+          <w:rFonts w:ascii="Arial" w:cs="Arial" w:eastAsia="Arial" w:hAnsi="Arial"/>
+          <w:rtl/>
+          <w:lang w:bidi="he-IL"/>
+        </w:rPr>
+        <w:t xml:space="preserve">השלמת תרגיל 3.</w:t>
+      </w:r>
+    </w:p>
+    <w:p>
+      <w:pPr>
+        <w:pStyle w:val="ListParagraph"/>
+        <w:numPr>
+          <w:ilvl w:val="0"/>
+          <w:numId w:val="2"/>
+        </w:numPr>
+        <w:bidi/>
+        <w:spacing w:after="80" w:line="300"/>
+        <w:jc w:val="right"/>
+      </w:pPr>
+      <w:r>
+        <w:rPr>
+          <w:rFonts w:ascii="Arial" w:cs="Arial" w:eastAsia="Arial" w:hAnsi="Arial"/>
+          <w:rtl/>
+          <w:lang w:bidi="he-IL"/>
+        </w:rPr>
+        <w:t xml:space="preserve">הבנת חשבון מודולרי בלוח מעגלי.</w:t>
+      </w:r>
+    </w:p>
+    <w:p>
+      <w:pPr>
+        <w:pStyle w:val="Heading2"/>
+        <w:bidi/>
+        <w:jc w:val="right"/>
+      </w:pPr>
+      <w:r>
+        <w:rPr>
+          <w:rFonts w:ascii="Arial" w:cs="Arial" w:eastAsia="Arial" w:hAnsi="Arial"/>
+          <w:b/>
+          <w:bCs/>
+          <w:rtl/>
+          <w:lang w:bidi="he-IL"/>
+        </w:rPr>
+        <w:t xml:space="preserve">מה נבדק בתרגיל</w:t>
+      </w:r>
+    </w:p>
+    <w:p>
+      <w:pPr>
+        <w:pStyle w:val="ListParagraph"/>
+        <w:numPr>
+          <w:ilvl w:val="0"/>
+          <w:numId w:val="3"/>
+        </w:numPr>
+        <w:bidi/>
+        <w:spacing w:after="80" w:line="300"/>
+        <w:jc w:val="right"/>
+      </w:pPr>
+      <w:r>
+        <w:rPr>
+          <w:rFonts w:ascii="Arial" w:cs="Arial" w:eastAsia="Arial" w:hAnsi="Arial"/>
+          <w:rtl/>
+          <w:lang w:bidi="he-IL"/>
+        </w:rPr>
+        <w:t xml:space="preserve">מעבר מצב דטרמיניסטי.</w:t>
+      </w:r>
+    </w:p>
+    <w:p>
+      <w:pPr>
+        <w:pStyle w:val="ListParagraph"/>
+        <w:numPr>
+          <w:ilvl w:val="0"/>
+          <w:numId w:val="3"/>
+        </w:numPr>
+        <w:bidi/>
+        <w:spacing w:after="80" w:line="300"/>
+        <w:jc w:val="right"/>
+      </w:pPr>
+      <w:r>
+        <w:rPr>
+          <w:rFonts w:ascii="Arial" w:cs="Arial" w:eastAsia="Arial" w:hAnsi="Arial"/>
+          <w:rtl/>
+          <w:lang w:bidi="he-IL"/>
+        </w:rPr>
+        <w:t xml:space="preserve">תנועה, מעבר Start והגבלת פעולות.</w:t>
+      </w:r>
+    </w:p>
+    <w:p>
+      <w:pPr>
+        <w:pStyle w:val="Heading1"/>
+        <w:bidi/>
+        <w:jc w:val="right"/>
+      </w:pPr>
+      <w:r>
+        <w:rPr>
+          <w:rFonts w:ascii="Arial" w:cs="Arial" w:eastAsia="Arial" w:hAnsi="Arial"/>
+          <w:b/>
+          <w:bCs/>
+          <w:rtl/>
+          <w:lang w:bidi="he-IL"/>
+        </w:rPr>
         <w:t xml:space="preserve">דרישות התרגיל</w:t>
       </w:r>
     </w:p>
@@ -101,10 +249,10 @@
         <w:pStyle w:val="ListParagraph"/>
         <w:numPr>
           <w:ilvl w:val="0"/>
-          <w:numId w:val="2"/>
-        </w:numPr>
-        <w:bidi/>
-        <w:spacing w:after="90" w:line="300"/>
+          <w:numId w:val="4"/>
+        </w:numPr>
+        <w:bidi/>
+        <w:spacing w:after="80" w:line="300"/>
         <w:jc w:val="right"/>
       </w:pPr>
       <w:r>
@@ -121,10 +269,10 @@
         <w:pStyle w:val="ListParagraph"/>
         <w:numPr>
           <w:ilvl w:val="0"/>
-          <w:numId w:val="2"/>
-        </w:numPr>
-        <w:bidi/>
-        <w:spacing w:after="90" w:line="300"/>
+          <w:numId w:val="4"/>
+        </w:numPr>
+        <w:bidi/>
+        <w:spacing w:after="80" w:line="300"/>
         <w:jc w:val="right"/>
       </w:pPr>
       <w:r>
@@ -141,10 +289,10 @@
         <w:pStyle w:val="ListParagraph"/>
         <w:numPr>
           <w:ilvl w:val="0"/>
-          <w:numId w:val="2"/>
-        </w:numPr>
-        <w:bidi/>
-        <w:spacing w:after="90" w:line="300"/>
+          <w:numId w:val="4"/>
+        </w:numPr>
+        <w:bidi/>
+        <w:spacing w:after="80" w:line="300"/>
         <w:jc w:val="right"/>
       </w:pPr>
       <w:r>
@@ -161,10 +309,10 @@
         <w:pStyle w:val="ListParagraph"/>
         <w:numPr>
           <w:ilvl w:val="0"/>
-          <w:numId w:val="2"/>
-        </w:numPr>
-        <w:bidi/>
-        <w:spacing w:after="90" w:line="300"/>
+          <w:numId w:val="4"/>
+        </w:numPr>
+        <w:bidi/>
+        <w:spacing w:after="80" w:line="300"/>
         <w:jc w:val="right"/>
       </w:pPr>
       <w:r>
@@ -181,10 +329,10 @@
         <w:pStyle w:val="ListParagraph"/>
         <w:numPr>
           <w:ilvl w:val="0"/>
-          <w:numId w:val="2"/>
-        </w:numPr>
-        <w:bidi/>
-        <w:spacing w:after="90" w:line="300"/>
+          <w:numId w:val="4"/>
+        </w:numPr>
+        <w:bidi/>
+        <w:spacing w:after="80" w:line="300"/>
         <w:jc w:val="right"/>
       </w:pPr>
       <w:r>
@@ -194,6 +342,26 @@
           <w:lang w:bidi="he-IL"/>
         </w:rPr>
         <w:t xml:space="preserve">התשובה כוללת את מצב המשחק המלא בתוך השדה state.</w:t>
+      </w:r>
+    </w:p>
+    <w:p>
+      <w:pPr>
+        <w:pStyle w:val="ListParagraph"/>
+        <w:numPr>
+          <w:ilvl w:val="0"/>
+          <w:numId w:val="4"/>
+        </w:numPr>
+        <w:bidi/>
+        <w:spacing w:after="80" w:line="300"/>
+        <w:jc w:val="right"/>
+      </w:pPr>
+      <w:r>
+        <w:rPr>
+          <w:rFonts w:ascii="Arial" w:cs="Arial" w:eastAsia="Arial" w:hAnsi="Arial"/>
+          <w:rtl/>
+          <w:lang w:bidi="he-IL"/>
+        </w:rPr>
+        <w:t xml:space="preserve">כאשר PROPERTY_EMPIRE_TESTING שווה 1, הכותרת האופציונלית X-Test-Dice-Roll עם ערך 1–6 קובעת את תוצאת הזריקה לבקשה זו. ללא הכותרת הזריקה אקראית; מחוץ למצב בדיקות הכותרת אינה משפיעה.</w:t>
       </w:r>
     </w:p>
     <w:p>
@@ -439,10 +607,10 @@
         <w:pStyle w:val="ListParagraph"/>
         <w:numPr>
           <w:ilvl w:val="0"/>
-          <w:numId w:val="3"/>
-        </w:numPr>
-        <w:bidi/>
-        <w:spacing w:after="90" w:line="300"/>
+          <w:numId w:val="5"/>
+        </w:numPr>
+        <w:bidi/>
+        <w:spacing w:after="80" w:line="300"/>
         <w:jc w:val="right"/>
       </w:pPr>
       <w:r>
@@ -459,10 +627,10 @@
         <w:pStyle w:val="ListParagraph"/>
         <w:numPr>
           <w:ilvl w:val="0"/>
-          <w:numId w:val="3"/>
-        </w:numPr>
-        <w:bidi/>
-        <w:spacing w:after="90" w:line="300"/>
+          <w:numId w:val="5"/>
+        </w:numPr>
+        <w:bidi/>
+        <w:spacing w:after="80" w:line="300"/>
         <w:jc w:val="right"/>
       </w:pPr>
       <w:r>
@@ -479,10 +647,10 @@
         <w:pStyle w:val="ListParagraph"/>
         <w:numPr>
           <w:ilvl w:val="0"/>
-          <w:numId w:val="3"/>
-        </w:numPr>
-        <w:bidi/>
-        <w:spacing w:after="90" w:line="300"/>
+          <w:numId w:val="5"/>
+        </w:numPr>
+        <w:bidi/>
+        <w:spacing w:after="80" w:line="300"/>
         <w:jc w:val="right"/>
       </w:pPr>
       <w:r>
@@ -499,10 +667,10 @@
         <w:pStyle w:val="ListParagraph"/>
         <w:numPr>
           <w:ilvl w:val="0"/>
-          <w:numId w:val="3"/>
-        </w:numPr>
-        <w:bidi/>
-        <w:spacing w:after="90" w:line="300"/>
+          <w:numId w:val="5"/>
+        </w:numPr>
+        <w:bidi/>
+        <w:spacing w:after="80" w:line="300"/>
         <w:jc w:val="right"/>
       </w:pPr>
       <w:r>
@@ -512,6 +680,217 @@
           <w:lang w:bidi="he-IL"/>
         </w:rPr>
         <w:t xml:space="preserve">לא ניתן לבצע roll כאשר הפעולה אינה זמינה.</w:t>
+      </w:r>
+    </w:p>
+    <w:p>
+      <w:pPr>
+        <w:pStyle w:val="Heading1"/>
+        <w:bidi/>
+        <w:jc w:val="right"/>
+      </w:pPr>
+      <w:r>
+        <w:rPr>
+          <w:rFonts w:ascii="Arial" w:cs="Arial" w:eastAsia="Arial" w:hAnsi="Arial"/>
+          <w:b/>
+          <w:bCs/>
+          <w:rtl/>
+          <w:lang w:bidi="he-IL"/>
+        </w:rPr>
+        <w:t xml:space="preserve">מקרי שגיאה שחייבים לבדוק</w:t>
+      </w:r>
+    </w:p>
+    <w:p>
+      <w:pPr>
+        <w:pStyle w:val="ListParagraph"/>
+        <w:numPr>
+          <w:ilvl w:val="0"/>
+          <w:numId w:val="6"/>
+        </w:numPr>
+        <w:bidi/>
+        <w:spacing w:after="80" w:line="300"/>
+        <w:jc w:val="right"/>
+      </w:pPr>
+      <w:r>
+        <w:rPr>
+          <w:rFonts w:ascii="Arial" w:cs="Arial" w:eastAsia="Arial" w:hAnsi="Arial"/>
+          <w:rtl/>
+          <w:lang w:bidi="he-IL"/>
+        </w:rPr>
+        <w:t xml:space="preserve">ערך X-Test-Dice-Roll מחוץ לטווח 1–6 מחזיר 422 ללא שינוי מצב.</w:t>
+      </w:r>
+    </w:p>
+    <w:p>
+      <w:pPr>
+        <w:pStyle w:val="ListParagraph"/>
+        <w:numPr>
+          <w:ilvl w:val="0"/>
+          <w:numId w:val="6"/>
+        </w:numPr>
+        <w:bidi/>
+        <w:spacing w:after="80" w:line="300"/>
+        <w:jc w:val="right"/>
+      </w:pPr>
+      <w:r>
+        <w:rPr>
+          <w:rFonts w:ascii="Arial" w:cs="Arial" w:eastAsia="Arial" w:hAnsi="Arial"/>
+          <w:rtl/>
+          <w:lang w:bidi="he-IL"/>
+        </w:rPr>
+        <w:t xml:space="preserve">roll שאינו זמין מחזיר 409.</w:t>
+      </w:r>
+    </w:p>
+    <w:p>
+      <w:pPr>
+        <w:pStyle w:val="Heading1"/>
+        <w:bidi/>
+        <w:jc w:val="right"/>
+      </w:pPr>
+      <w:r>
+        <w:rPr>
+          <w:rFonts w:ascii="Arial" w:cs="Arial" w:eastAsia="Arial" w:hAnsi="Arial"/>
+          <w:b/>
+          <w:bCs/>
+          <w:rtl/>
+          <w:lang w:bidi="he-IL"/>
+        </w:rPr>
+        <w:t xml:space="preserve">מה מגישים</w:t>
+      </w:r>
+    </w:p>
+    <w:p>
+      <w:pPr>
+        <w:pStyle w:val="ListParagraph"/>
+        <w:numPr>
+          <w:ilvl w:val="0"/>
+          <w:numId w:val="7"/>
+        </w:numPr>
+        <w:bidi/>
+        <w:spacing w:after="80" w:line="300"/>
+        <w:jc w:val="right"/>
+      </w:pPr>
+      <w:r>
+        <w:rPr>
+          <w:rFonts w:ascii="Arial" w:cs="Arial" w:eastAsia="Arial" w:hAnsi="Arial"/>
+          <w:rtl/>
+          <w:lang w:bidi="he-IL"/>
+        </w:rPr>
+        <w:t xml:space="preserve">פלט של checkpoint 4 כאשר מצב הבדיקות פעיל.</w:t>
+      </w:r>
+    </w:p>
+    <w:p>
+      <w:pPr>
+        <w:pStyle w:val="ListParagraph"/>
+        <w:numPr>
+          <w:ilvl w:val="0"/>
+          <w:numId w:val="7"/>
+        </w:numPr>
+        <w:bidi/>
+        <w:spacing w:after="80" w:line="300"/>
+        <w:jc w:val="right"/>
+      </w:pPr>
+      <w:r>
+        <w:rPr>
+          <w:rFonts w:ascii="Arial" w:cs="Arial" w:eastAsia="Arial" w:hAnsi="Arial"/>
+          <w:rtl/>
+          <w:lang w:bidi="he-IL"/>
+        </w:rPr>
+        <w:t xml:space="preserve">דוגמת תנועה עם ערך קובייה קבוע.</w:t>
+      </w:r>
+    </w:p>
+    <w:p>
+      <w:pPr>
+        <w:pStyle w:val="Heading1"/>
+        <w:bidi/>
+        <w:jc w:val="right"/>
+      </w:pPr>
+      <w:r>
+        <w:rPr>
+          <w:rFonts w:ascii="Arial" w:cs="Arial" w:eastAsia="Arial" w:hAnsi="Arial"/>
+          <w:b/>
+          <w:bCs/>
+          <w:rtl/>
+          <w:lang w:bidi="he-IL"/>
+        </w:rPr>
+        <w:t xml:space="preserve">רשימת בדיקה לסיום</w:t>
+      </w:r>
+    </w:p>
+    <w:p>
+      <w:pPr>
+        <w:pStyle w:val="ListParagraph"/>
+        <w:numPr>
+          <w:ilvl w:val="0"/>
+          <w:numId w:val="8"/>
+        </w:numPr>
+        <w:bidi/>
+        <w:spacing w:after="80" w:line="300"/>
+        <w:jc w:val="right"/>
+      </w:pPr>
+      <w:r>
+        <w:rPr>
+          <w:rFonts w:ascii="Arial" w:cs="Arial" w:eastAsia="Arial" w:hAnsi="Arial"/>
+          <w:rtl/>
+          <w:lang w:bidi="he-IL"/>
+        </w:rPr>
+        <w:t xml:space="preserve">כל נקודות הקצה שנדרשות עד לתרגיל זה מחזירות את קודי המצב וה-JSON שהוגדרו.</w:t>
+      </w:r>
+    </w:p>
+    <w:p>
+      <w:pPr>
+        <w:pStyle w:val="ListParagraph"/>
+        <w:numPr>
+          <w:ilvl w:val="0"/>
+          <w:numId w:val="8"/>
+        </w:numPr>
+        <w:bidi/>
+        <w:spacing w:after="80" w:line="300"/>
+        <w:jc w:val="right"/>
+      </w:pPr>
+      <w:r>
+        <w:rPr>
+          <w:rFonts w:ascii="Arial" w:cs="Arial" w:eastAsia="Arial" w:hAnsi="Arial"/>
+          <w:rtl/>
+          <w:lang w:bidi="he-IL"/>
+        </w:rPr>
+        <w:t xml:space="preserve">כל בדיקות ה-checkpoint הנוכחי והתרגילים הקודמים עוברות.</w:t>
+      </w:r>
+    </w:p>
+    <w:p>
+      <w:pPr>
+        <w:pStyle w:val="ListParagraph"/>
+        <w:numPr>
+          <w:ilvl w:val="0"/>
+          <w:numId w:val="8"/>
+        </w:numPr>
+        <w:bidi/>
+        <w:spacing w:after="80" w:line="300"/>
+        <w:jc w:val="right"/>
+      </w:pPr>
+      <w:r>
+        <w:rPr>
+          <w:rFonts w:ascii="Arial" w:cs="Arial" w:eastAsia="Arial" w:hAnsi="Arial"/>
+          <w:rtl/>
+          <w:lang w:bidi="he-IL"/>
+        </w:rPr>
+        <w:t xml:space="preserve">בדקתי לפחות מקרה הצלחה אחד ומקרה שגיאה אחד בלי לשנות את חוזה ה-API.</w:t>
+      </w:r>
+    </w:p>
+    <w:p>
+      <w:pPr>
+        <w:pStyle w:val="ListParagraph"/>
+        <w:numPr>
+          <w:ilvl w:val="0"/>
+          <w:numId w:val="8"/>
+        </w:numPr>
+        <w:bidi/>
+        <w:spacing w:after="80" w:line="300"/>
+        <w:jc w:val="right"/>
+      </w:pPr>
+      <w:r>
+        <w:rPr>
+          <w:rFonts w:ascii="Arial" w:cs="Arial" w:eastAsia="Arial" w:hAnsi="Arial"/>
+          <w:rtl/>
+          <w:lang w:bidi="he-IL"/>
+        </w:rPr>
+        <w:t xml:space="preserve">שמרתי את ראיות ההגשה הנדרשות ואני מסוגל להסביר את החלטות המימוש שלי.</w:t>
       </w:r>
     </w:p>
     <w:p>
@@ -552,7 +931,7 @@
       <w:headerReference w:type="default" r:id="rId7"/>
       <w:footerReference w:type="default" r:id="rId8"/>
       <w:pgSz w:w="12240" w:h="15840" w:orient="portrait"/>
-      <w:pgMar w:top="1080" w:right="1260" w:bottom="1080" w:left="1260" w:header="600" w:footer="600" w:gutter="0"/>
+      <w:pgMar w:top="1440" w:right="1440" w:bottom="1440" w:left="1440" w:header="708" w:footer="708" w:gutter="0"/>
       <w:pgNumType/>
       <w:docGrid w:linePitch="360"/>
     </w:sectPr>
@@ -787,7 +1166,7 @@
       <w:lvlText w:val="•"/>
       <w:lvlJc w:val="right"/>
       <w:pPr>
-        <w:ind w:right="720" w:hanging="360"/>
+        <w:ind w:right="540" w:hanging="270"/>
       </w:pPr>
     </w:lvl>
   </w:abstractNum>
@@ -799,7 +1178,67 @@
       <w:lvlText w:val="•"/>
       <w:lvlJc w:val="right"/>
       <w:pPr>
-        <w:ind w:right="720" w:hanging="360"/>
+        <w:ind w:right="540" w:hanging="270"/>
+      </w:pPr>
+    </w:lvl>
+  </w:abstractNum>
+  <w:abstractNum w:abstractNumId="4" w15:restartNumberingAfterBreak="0">
+    <w:multiLevelType w:val="hybridMultilevel"/>
+    <w:lvl w:ilvl="0" w15:tentative="1">
+      <w:start w:val="1"/>
+      <w:numFmt w:val="bullet"/>
+      <w:lvlText w:val="•"/>
+      <w:lvlJc w:val="right"/>
+      <w:pPr>
+        <w:ind w:right="540" w:hanging="270"/>
+      </w:pPr>
+    </w:lvl>
+  </w:abstractNum>
+  <w:abstractNum w:abstractNumId="5" w15:restartNumberingAfterBreak="0">
+    <w:multiLevelType w:val="hybridMultilevel"/>
+    <w:lvl w:ilvl="0" w15:tentative="1">
+      <w:start w:val="1"/>
+      <w:numFmt w:val="bullet"/>
+      <w:lvlText w:val="•"/>
+      <w:lvlJc w:val="right"/>
+      <w:pPr>
+        <w:ind w:right="540" w:hanging="270"/>
+      </w:pPr>
+    </w:lvl>
+  </w:abstractNum>
+  <w:abstractNum w:abstractNumId="6" w15:restartNumberingAfterBreak="0">
+    <w:multiLevelType w:val="hybridMultilevel"/>
+    <w:lvl w:ilvl="0" w15:tentative="1">
+      <w:start w:val="1"/>
+      <w:numFmt w:val="bullet"/>
+      <w:lvlText w:val="•"/>
+      <w:lvlJc w:val="right"/>
+      <w:pPr>
+        <w:ind w:right="540" w:hanging="270"/>
+      </w:pPr>
+    </w:lvl>
+  </w:abstractNum>
+  <w:abstractNum w:abstractNumId="7" w15:restartNumberingAfterBreak="0">
+    <w:multiLevelType w:val="hybridMultilevel"/>
+    <w:lvl w:ilvl="0" w15:tentative="1">
+      <w:start w:val="1"/>
+      <w:numFmt w:val="bullet"/>
+      <w:lvlText w:val="•"/>
+      <w:lvlJc w:val="right"/>
+      <w:pPr>
+        <w:ind w:right="540" w:hanging="270"/>
+      </w:pPr>
+    </w:lvl>
+  </w:abstractNum>
+  <w:abstractNum w:abstractNumId="8" w15:restartNumberingAfterBreak="0">
+    <w:multiLevelType w:val="hybridMultilevel"/>
+    <w:lvl w:ilvl="0" w15:tentative="1">
+      <w:start w:val="1"/>
+      <w:numFmt w:val="bullet"/>
+      <w:lvlText w:val="•"/>
+      <w:lvlJc w:val="right"/>
+      <w:pPr>
+        <w:ind w:right="540" w:hanging="270"/>
       </w:pPr>
     </w:lvl>
   </w:abstractNum>
@@ -810,13 +1249,43 @@
     </w:lvlOverride>
   </w:num>
   <w:num w:numId="2">
+    <w:abstractNumId w:val="4"/>
+    <w:lvlOverride w:ilvl="0">
+      <w:startOverride w:val="1"/>
+    </w:lvlOverride>
+  </w:num>
+  <w:num w:numId="3">
+    <w:abstractNumId w:val="5"/>
+    <w:lvlOverride w:ilvl="0">
+      <w:startOverride w:val="1"/>
+    </w:lvlOverride>
+  </w:num>
+  <w:num w:numId="4">
     <w:abstractNumId w:val="2"/>
     <w:lvlOverride w:ilvl="0">
       <w:startOverride w:val="1"/>
     </w:lvlOverride>
   </w:num>
-  <w:num w:numId="3">
+  <w:num w:numId="5">
     <w:abstractNumId w:val="3"/>
+    <w:lvlOverride w:ilvl="0">
+      <w:startOverride w:val="1"/>
+    </w:lvlOverride>
+  </w:num>
+  <w:num w:numId="6">
+    <w:abstractNumId w:val="6"/>
+    <w:lvlOverride w:ilvl="0">
+      <w:startOverride w:val="1"/>
+    </w:lvlOverride>
+  </w:num>
+  <w:num w:numId="7">
+    <w:abstractNumId w:val="7"/>
+    <w:lvlOverride w:ilvl="0">
+      <w:startOverride w:val="1"/>
+    </w:lvlOverride>
+  </w:num>
+  <w:num w:numId="8">
+    <w:abstractNumId w:val="8"/>
     <w:lvlOverride w:ilvl="0">
       <w:startOverride w:val="1"/>
     </w:lvlOverride>
@@ -1013,14 +1482,14 @@
     <w:next w:val="Normal"/>
     <w:qFormat/>
     <w:pPr>
-      <w:spacing w:after="160" w:before="300"/>
+      <w:spacing w:after="200" w:before="360"/>
       <w:outlineLvl w:val="0"/>
     </w:pPr>
     <w:rPr>
       <w:rFonts w:ascii="Arial" w:cs="Arial" w:eastAsia="Arial" w:hAnsi="Arial"/>
       <w:b/>
       <w:bCs/>
-      <w:color w:val="2563EB"/>
+      <w:color w:val="2E74B5"/>
       <w:sz w:val="32"/>
       <w:szCs w:val="32"/>
     </w:rPr>
@@ -1031,16 +1500,16 @@
     <w:next w:val="Normal"/>
     <w:qFormat/>
     <w:pPr>
-      <w:spacing w:after="120" w:before="240"/>
+      <w:spacing w:after="140" w:before="280"/>
       <w:outlineLvl w:val="1"/>
     </w:pPr>
     <w:rPr>
       <w:rFonts w:ascii="Arial" w:cs="Arial" w:eastAsia="Arial" w:hAnsi="Arial"/>
       <w:b/>
       <w:bCs/>
-      <w:color w:val="1E3A5F"/>
-      <w:sz w:val="27"/>
-      <w:szCs w:val="27"/>
+      <w:color w:val="2E74B5"/>
+      <w:sz w:val="26"/>
+      <w:szCs w:val="26"/>
     </w:rPr>
   </w:style>
   <w:style w:type="paragraph" w:styleId="Heading3">
@@ -1049,14 +1518,14 @@
     <w:next w:val="Normal"/>
     <w:qFormat/>
     <w:pPr>
-      <w:spacing w:after="80" w:before="160"/>
+      <w:spacing w:after="100" w:before="200"/>
       <w:outlineLvl w:val="2"/>
     </w:pPr>
     <w:rPr>
       <w:rFonts w:ascii="Arial" w:cs="Arial" w:eastAsia="Arial" w:hAnsi="Arial"/>
       <w:b/>
       <w:bCs/>
-      <w:color w:val="334155"/>
+      <w:color w:val="1F4D78"/>
       <w:sz w:val="24"/>
       <w:szCs w:val="24"/>
     </w:rPr>

--- a/docs/student-backend-exercises-he/04_roll_movement_and_start_bonus.docx
+++ b/docs/student-backend-exercises-he/04_roll_movement_and_start_bonus.docx
@@ -93,6 +93,252 @@
           <w:rtl/>
           <w:lang w:bidi="he-IL"/>
         </w:rPr>
+        <w:t xml:space="preserve">המשימה בשפה פשוטה</w:t>
+      </w:r>
+    </w:p>
+    <w:p>
+      <w:pPr>
+        <w:bidi/>
+        <w:spacing w:after="120" w:line="300"/>
+        <w:jc w:val="right"/>
+      </w:pPr>
+      <w:r>
+        <w:rPr>
+          <w:rFonts w:ascii="Arial" w:cs="Arial" w:eastAsia="Arial" w:hAnsi="Arial"/>
+          <w:rtl/>
+          <w:lang w:bidi="he-IL"/>
+        </w:rPr>
+        <w:t xml:space="preserve">כעת השחקן הנוכחי לוחץ Roll. המשתמש מצפה שהשרת יקבע תוצאת קובייה, יזיז רק את השחקן שבתור, יטפל במעבר בקצה המסלול ויחזיר מצב חדש שהממשק יכול להציג מיד.</w:t>
+      </w:r>
+    </w:p>
+    <w:p>
+      <w:pPr>
+        <w:pStyle w:val="Heading2"/>
+        <w:bidi/>
+        <w:jc w:val="right"/>
+      </w:pPr>
+      <w:r>
+        <w:rPr>
+          <w:rFonts w:ascii="Arial" w:cs="Arial" w:eastAsia="Arial" w:hAnsi="Arial"/>
+          <w:b/>
+          <w:bCs/>
+          <w:rtl/>
+          <w:lang w:bidi="he-IL"/>
+        </w:rPr>
+        <w:t xml:space="preserve">מה המשתמש מצפה שיקרה</w:t>
+      </w:r>
+    </w:p>
+    <w:p>
+      <w:pPr>
+        <w:pStyle w:val="ListParagraph"/>
+        <w:numPr>
+          <w:ilvl w:val="0"/>
+          <w:numId w:val="2"/>
+        </w:numPr>
+        <w:bidi/>
+        <w:spacing w:after="80" w:line="300"/>
+        <w:jc w:val="right"/>
+      </w:pPr>
+      <w:r>
+        <w:rPr>
+          <w:rFonts w:ascii="Arial" w:cs="Arial" w:eastAsia="Arial" w:hAnsi="Arial"/>
+          <w:rtl/>
+          <w:lang w:bidi="he-IL"/>
+        </w:rPr>
+        <w:t xml:space="preserve">הפעולה זמינה רק כאשר roll מופיעה ב-available_actions.</w:t>
+      </w:r>
+    </w:p>
+    <w:p>
+      <w:pPr>
+        <w:pStyle w:val="ListParagraph"/>
+        <w:numPr>
+          <w:ilvl w:val="0"/>
+          <w:numId w:val="2"/>
+        </w:numPr>
+        <w:bidi/>
+        <w:spacing w:after="80" w:line="300"/>
+        <w:jc w:val="right"/>
+      </w:pPr>
+      <w:r>
+        <w:rPr>
+          <w:rFonts w:ascii="Arial" w:cs="Arial" w:eastAsia="Arial" w:hAnsi="Arial"/>
+          <w:rtl/>
+          <w:lang w:bidi="he-IL"/>
+        </w:rPr>
+        <w:t xml:space="preserve">מתקבלת תוצאה חוקית בין 1 ל-6 והשחקן הנוכחי מתקדם בהתאם.</w:t>
+      </w:r>
+    </w:p>
+    <w:p>
+      <w:pPr>
+        <w:pStyle w:val="ListParagraph"/>
+        <w:numPr>
+          <w:ilvl w:val="0"/>
+          <w:numId w:val="2"/>
+        </w:numPr>
+        <w:bidi/>
+        <w:spacing w:after="80" w:line="300"/>
+        <w:jc w:val="right"/>
+      </w:pPr>
+      <w:r>
+        <w:rPr>
+          <w:rFonts w:ascii="Arial" w:cs="Arial" w:eastAsia="Arial" w:hAnsi="Arial"/>
+          <w:rtl/>
+          <w:lang w:bidi="he-IL"/>
+        </w:rPr>
+        <w:t xml:space="preserve">המסלול מעגלי: אחרי מיקום 15 חוזרים למיקום 0. מעבר דרך Start מעניק 200.</w:t>
+      </w:r>
+    </w:p>
+    <w:p>
+      <w:pPr>
+        <w:pStyle w:val="ListParagraph"/>
+        <w:numPr>
+          <w:ilvl w:val="0"/>
+          <w:numId w:val="2"/>
+        </w:numPr>
+        <w:bidi/>
+        <w:spacing w:after="80" w:line="300"/>
+        <w:jc w:val="right"/>
+      </w:pPr>
+      <w:r>
+        <w:rPr>
+          <w:rFonts w:ascii="Arial" w:cs="Arial" w:eastAsia="Arial" w:hAnsi="Arial"/>
+          <w:rtl/>
+          <w:lang w:bidi="he-IL"/>
+        </w:rPr>
+        <w:t xml:space="preserve">השירות שומר את המיקום והכסף החדשים ומחזיר אותם בתוך state.</w:t>
+      </w:r>
+    </w:p>
+    <w:p>
+      <w:pPr>
+        <w:pStyle w:val="ListParagraph"/>
+        <w:numPr>
+          <w:ilvl w:val="0"/>
+          <w:numId w:val="2"/>
+        </w:numPr>
+        <w:bidi/>
+        <w:spacing w:after="80" w:line="300"/>
+        <w:jc w:val="right"/>
+      </w:pPr>
+      <w:r>
+        <w:rPr>
+          <w:rFonts w:ascii="Arial" w:cs="Arial" w:eastAsia="Arial" w:hAnsi="Arial"/>
+          <w:rtl/>
+          <w:lang w:bidi="he-IL"/>
+        </w:rPr>
+        <w:t xml:space="preserve">במצב בדיקות ניתן לבקש תוצאה קבועה כדי שהבדיקה תהיה ניתנת לחזרה.</w:t>
+      </w:r>
+    </w:p>
+    <w:p>
+      <w:pPr>
+        <w:pStyle w:val="Heading2"/>
+        <w:bidi/>
+        <w:jc w:val="right"/>
+      </w:pPr>
+      <w:r>
+        <w:rPr>
+          <w:rFonts w:ascii="Arial" w:cs="Arial" w:eastAsia="Arial" w:hAnsi="Arial"/>
+          <w:b/>
+          <w:bCs/>
+          <w:rtl/>
+          <w:lang w:bidi="he-IL"/>
+        </w:rPr>
+        <w:t xml:space="preserve">מונחים מקצועיים במסמך</w:t>
+      </w:r>
+    </w:p>
+    <w:p>
+      <w:pPr>
+        <w:pStyle w:val="ListParagraph"/>
+        <w:numPr>
+          <w:ilvl w:val="0"/>
+          <w:numId w:val="3"/>
+        </w:numPr>
+        <w:bidi/>
+        <w:spacing w:after="80" w:line="300"/>
+        <w:jc w:val="right"/>
+      </w:pPr>
+      <w:r>
+        <w:rPr>
+          <w:rFonts w:ascii="Arial" w:cs="Arial" w:eastAsia="Arial" w:hAnsi="Arial"/>
+          <w:rtl/>
+          <w:lang w:bidi="he-IL"/>
+        </w:rPr>
+        <w:t xml:space="preserve">Circular board — מסלול שבו המיקום שאחרי 15 הוא 0.</w:t>
+      </w:r>
+    </w:p>
+    <w:p>
+      <w:pPr>
+        <w:pStyle w:val="ListParagraph"/>
+        <w:numPr>
+          <w:ilvl w:val="0"/>
+          <w:numId w:val="3"/>
+        </w:numPr>
+        <w:bidi/>
+        <w:spacing w:after="80" w:line="300"/>
+        <w:jc w:val="right"/>
+      </w:pPr>
+      <w:r>
+        <w:rPr>
+          <w:rFonts w:ascii="Arial" w:cs="Arial" w:eastAsia="Arial" w:hAnsi="Arial"/>
+          <w:rtl/>
+          <w:lang w:bidi="he-IL"/>
+        </w:rPr>
+        <w:t xml:space="preserve">available_actions — רשימת הפעולות החוקיות שהשרת מאשר ברגע הנוכחי.</w:t>
+      </w:r>
+    </w:p>
+    <w:p>
+      <w:pPr>
+        <w:pStyle w:val="ListParagraph"/>
+        <w:numPr>
+          <w:ilvl w:val="0"/>
+          <w:numId w:val="3"/>
+        </w:numPr>
+        <w:bidi/>
+        <w:spacing w:after="80" w:line="300"/>
+        <w:jc w:val="right"/>
+      </w:pPr>
+      <w:r>
+        <w:rPr>
+          <w:rFonts w:ascii="Arial" w:cs="Arial" w:eastAsia="Arial" w:hAnsi="Arial"/>
+          <w:rtl/>
+          <w:lang w:bidi="he-IL"/>
+        </w:rPr>
+        <w:t xml:space="preserve">Deterministic test value — ערך קבוע לבדיקות שמחליף אקראיות ומאפשר לצפות תוצאה מדויקת.</w:t>
+      </w:r>
+    </w:p>
+    <w:p>
+      <w:pPr>
+        <w:shd w:fill="F7FEE7" w:val="clear"/>
+        <w:bidi/>
+        <w:spacing w:after="180" w:before="80" w:line="300"/>
+        <w:ind w:left="160" w:right="160"/>
+        <w:jc w:val="right"/>
+      </w:pPr>
+      <w:r>
+        <w:rPr>
+          <w:rFonts w:ascii="Arial" w:cs="Arial" w:eastAsia="Arial" w:hAnsi="Arial"/>
+          <w:b/>
+          <w:bCs/>
+          <w:color w:val="365314"/>
+          <w:rtl/>
+          <w:lang w:bidi="he-IL"/>
+        </w:rPr>
+        <w:t xml:space="preserve">גבולות המשימה: התרגיל עוסק בקובייה, תנועה ובונוס Start בלבד. ההשפעה המלאה של המשבצת שאליה מגיעים מתווספת בתרגיל הבא.</w:t>
+      </w:r>
+    </w:p>
+    <w:p>
+      <w:pPr>
+        <w:pStyle w:val="Heading1"/>
+        <w:bidi/>
+        <w:jc w:val="right"/>
+      </w:pPr>
+      <w:r>
+        <w:rPr>
+          <w:rFonts w:ascii="Arial" w:cs="Arial" w:eastAsia="Arial" w:hAnsi="Arial"/>
+          <w:b/>
+          <w:bCs/>
+          <w:rtl/>
+          <w:lang w:bidi="he-IL"/>
+        </w:rPr>
         <w:t xml:space="preserve">מטרות והיערכות</w:t>
       </w:r>
     </w:p>
@@ -135,7 +381,7 @@
         <w:pStyle w:val="ListParagraph"/>
         <w:numPr>
           <w:ilvl w:val="0"/>
-          <w:numId w:val="2"/>
+          <w:numId w:val="4"/>
         </w:numPr>
         <w:bidi/>
         <w:spacing w:after="80" w:line="300"/>
@@ -155,7 +401,7 @@
         <w:pStyle w:val="ListParagraph"/>
         <w:numPr>
           <w:ilvl w:val="0"/>
-          <w:numId w:val="2"/>
+          <w:numId w:val="4"/>
         </w:numPr>
         <w:bidi/>
         <w:spacing w:after="80" w:line="300"/>
@@ -192,7 +438,7 @@
         <w:pStyle w:val="ListParagraph"/>
         <w:numPr>
           <w:ilvl w:val="0"/>
-          <w:numId w:val="3"/>
+          <w:numId w:val="5"/>
         </w:numPr>
         <w:bidi/>
         <w:spacing w:after="80" w:line="300"/>
@@ -212,7 +458,7 @@
         <w:pStyle w:val="ListParagraph"/>
         <w:numPr>
           <w:ilvl w:val="0"/>
-          <w:numId w:val="3"/>
+          <w:numId w:val="5"/>
         </w:numPr>
         <w:bidi/>
         <w:spacing w:after="80" w:line="300"/>
@@ -249,7 +495,7 @@
         <w:pStyle w:val="ListParagraph"/>
         <w:numPr>
           <w:ilvl w:val="0"/>
-          <w:numId w:val="4"/>
+          <w:numId w:val="6"/>
         </w:numPr>
         <w:bidi/>
         <w:spacing w:after="80" w:line="300"/>
@@ -269,7 +515,7 @@
         <w:pStyle w:val="ListParagraph"/>
         <w:numPr>
           <w:ilvl w:val="0"/>
-          <w:numId w:val="4"/>
+          <w:numId w:val="6"/>
         </w:numPr>
         <w:bidi/>
         <w:spacing w:after="80" w:line="300"/>
@@ -289,7 +535,7 @@
         <w:pStyle w:val="ListParagraph"/>
         <w:numPr>
           <w:ilvl w:val="0"/>
-          <w:numId w:val="4"/>
+          <w:numId w:val="6"/>
         </w:numPr>
         <w:bidi/>
         <w:spacing w:after="80" w:line="300"/>
@@ -309,7 +555,7 @@
         <w:pStyle w:val="ListParagraph"/>
         <w:numPr>
           <w:ilvl w:val="0"/>
-          <w:numId w:val="4"/>
+          <w:numId w:val="6"/>
         </w:numPr>
         <w:bidi/>
         <w:spacing w:after="80" w:line="300"/>
@@ -329,7 +575,7 @@
         <w:pStyle w:val="ListParagraph"/>
         <w:numPr>
           <w:ilvl w:val="0"/>
-          <w:numId w:val="4"/>
+          <w:numId w:val="6"/>
         </w:numPr>
         <w:bidi/>
         <w:spacing w:after="80" w:line="300"/>
@@ -349,7 +595,7 @@
         <w:pStyle w:val="ListParagraph"/>
         <w:numPr>
           <w:ilvl w:val="0"/>
-          <w:numId w:val="4"/>
+          <w:numId w:val="6"/>
         </w:numPr>
         <w:bidi/>
         <w:spacing w:after="80" w:line="300"/>
@@ -607,7 +853,7 @@
         <w:pStyle w:val="ListParagraph"/>
         <w:numPr>
           <w:ilvl w:val="0"/>
-          <w:numId w:val="5"/>
+          <w:numId w:val="7"/>
         </w:numPr>
         <w:bidi/>
         <w:spacing w:after="80" w:line="300"/>
@@ -627,7 +873,7 @@
         <w:pStyle w:val="ListParagraph"/>
         <w:numPr>
           <w:ilvl w:val="0"/>
-          <w:numId w:val="5"/>
+          <w:numId w:val="7"/>
         </w:numPr>
         <w:bidi/>
         <w:spacing w:after="80" w:line="300"/>
@@ -647,7 +893,7 @@
         <w:pStyle w:val="ListParagraph"/>
         <w:numPr>
           <w:ilvl w:val="0"/>
-          <w:numId w:val="5"/>
+          <w:numId w:val="7"/>
         </w:numPr>
         <w:bidi/>
         <w:spacing w:after="80" w:line="300"/>
@@ -667,7 +913,7 @@
         <w:pStyle w:val="ListParagraph"/>
         <w:numPr>
           <w:ilvl w:val="0"/>
-          <w:numId w:val="5"/>
+          <w:numId w:val="7"/>
         </w:numPr>
         <w:bidi/>
         <w:spacing w:after="80" w:line="300"/>
@@ -704,7 +950,7 @@
         <w:pStyle w:val="ListParagraph"/>
         <w:numPr>
           <w:ilvl w:val="0"/>
-          <w:numId w:val="6"/>
+          <w:numId w:val="8"/>
         </w:numPr>
         <w:bidi/>
         <w:spacing w:after="80" w:line="300"/>
@@ -724,7 +970,7 @@
         <w:pStyle w:val="ListParagraph"/>
         <w:numPr>
           <w:ilvl w:val="0"/>
-          <w:numId w:val="6"/>
+          <w:numId w:val="8"/>
         </w:numPr>
         <w:bidi/>
         <w:spacing w:after="80" w:line="300"/>
@@ -761,7 +1007,7 @@
         <w:pStyle w:val="ListParagraph"/>
         <w:numPr>
           <w:ilvl w:val="0"/>
-          <w:numId w:val="7"/>
+          <w:numId w:val="9"/>
         </w:numPr>
         <w:bidi/>
         <w:spacing w:after="80" w:line="300"/>
@@ -781,7 +1027,7 @@
         <w:pStyle w:val="ListParagraph"/>
         <w:numPr>
           <w:ilvl w:val="0"/>
-          <w:numId w:val="7"/>
+          <w:numId w:val="9"/>
         </w:numPr>
         <w:bidi/>
         <w:spacing w:after="80" w:line="300"/>
@@ -818,7 +1064,7 @@
         <w:pStyle w:val="ListParagraph"/>
         <w:numPr>
           <w:ilvl w:val="0"/>
-          <w:numId w:val="8"/>
+          <w:numId w:val="10"/>
         </w:numPr>
         <w:bidi/>
         <w:spacing w:after="80" w:line="300"/>
@@ -838,7 +1084,7 @@
         <w:pStyle w:val="ListParagraph"/>
         <w:numPr>
           <w:ilvl w:val="0"/>
-          <w:numId w:val="8"/>
+          <w:numId w:val="10"/>
         </w:numPr>
         <w:bidi/>
         <w:spacing w:after="80" w:line="300"/>
@@ -858,7 +1104,7 @@
         <w:pStyle w:val="ListParagraph"/>
         <w:numPr>
           <w:ilvl w:val="0"/>
-          <w:numId w:val="8"/>
+          <w:numId w:val="10"/>
         </w:numPr>
         <w:bidi/>
         <w:spacing w:after="80" w:line="300"/>
@@ -878,7 +1124,7 @@
         <w:pStyle w:val="ListParagraph"/>
         <w:numPr>
           <w:ilvl w:val="0"/>
-          <w:numId w:val="8"/>
+          <w:numId w:val="10"/>
         </w:numPr>
         <w:bidi/>
         <w:spacing w:after="80" w:line="300"/>
@@ -891,40 +1137,6 @@
           <w:lang w:bidi="he-IL"/>
         </w:rPr>
         <w:t xml:space="preserve">שמרתי את ראיות ההגשה הנדרשות ואני מסוגל להסביר את החלטות המימוש שלי.</w:t>
-      </w:r>
-    </w:p>
-    <w:p>
-      <w:pPr>
-        <w:pStyle w:val="Heading1"/>
-        <w:bidi/>
-        <w:jc w:val="right"/>
-      </w:pPr>
-      <w:r>
-        <w:rPr>
-          <w:rFonts w:ascii="Arial" w:cs="Arial" w:eastAsia="Arial" w:hAnsi="Arial"/>
-          <w:b/>
-          <w:bCs/>
-          <w:rtl/>
-          <w:lang w:bidi="he-IL"/>
-        </w:rPr>
-        <w:t xml:space="preserve">תנאי סיום</w:t>
-      </w:r>
-    </w:p>
-    <w:p>
-      <w:pPr>
-        <w:bidi/>
-        <w:spacing w:after="120" w:line="300"/>
-        <w:jc w:val="right"/>
-      </w:pPr>
-      <w:r>
-        <w:rPr>
-          <w:rFonts w:ascii="Arial" w:cs="Arial" w:eastAsia="Arial" w:hAnsi="Arial"/>
-          <w:b/>
-          <w:bCs/>
-          <w:rtl/>
-          <w:lang w:bidi="he-IL"/>
-        </w:rPr>
-        <w:t xml:space="preserve">התרגיל הושלם כאשר כל הדרישות ובדיקות הקבלה מתקיימות, בלי לשנות את חוזה הבקשות והתשובות.</w:t>
       </w:r>
     </w:p>
     <w:sectPr>
@@ -1242,6 +1454,30 @@
       </w:pPr>
     </w:lvl>
   </w:abstractNum>
+  <w:abstractNum w:abstractNumId="9" w15:restartNumberingAfterBreak="0">
+    <w:multiLevelType w:val="hybridMultilevel"/>
+    <w:lvl w:ilvl="0" w15:tentative="1">
+      <w:start w:val="1"/>
+      <w:numFmt w:val="bullet"/>
+      <w:lvlText w:val="•"/>
+      <w:lvlJc w:val="right"/>
+      <w:pPr>
+        <w:ind w:right="540" w:hanging="270"/>
+      </w:pPr>
+    </w:lvl>
+  </w:abstractNum>
+  <w:abstractNum w:abstractNumId="10" w15:restartNumberingAfterBreak="0">
+    <w:multiLevelType w:val="hybridMultilevel"/>
+    <w:lvl w:ilvl="0" w15:tentative="1">
+      <w:start w:val="1"/>
+      <w:numFmt w:val="bullet"/>
+      <w:lvlText w:val="•"/>
+      <w:lvlJc w:val="right"/>
+      <w:pPr>
+        <w:ind w:right="540" w:hanging="270"/>
+      </w:pPr>
+    </w:lvl>
+  </w:abstractNum>
   <w:num w:numId="1">
     <w:abstractNumId w:val="1"/>
     <w:lvlOverride w:ilvl="0">
@@ -1249,42 +1485,54 @@
     </w:lvlOverride>
   </w:num>
   <w:num w:numId="2">
+    <w:abstractNumId w:val="9"/>
+    <w:lvlOverride w:ilvl="0">
+      <w:startOverride w:val="1"/>
+    </w:lvlOverride>
+  </w:num>
+  <w:num w:numId="3">
+    <w:abstractNumId w:val="10"/>
+    <w:lvlOverride w:ilvl="0">
+      <w:startOverride w:val="1"/>
+    </w:lvlOverride>
+  </w:num>
+  <w:num w:numId="4">
     <w:abstractNumId w:val="4"/>
     <w:lvlOverride w:ilvl="0">
       <w:startOverride w:val="1"/>
     </w:lvlOverride>
   </w:num>
-  <w:num w:numId="3">
+  <w:num w:numId="5">
     <w:abstractNumId w:val="5"/>
     <w:lvlOverride w:ilvl="0">
       <w:startOverride w:val="1"/>
     </w:lvlOverride>
   </w:num>
-  <w:num w:numId="4">
+  <w:num w:numId="6">
     <w:abstractNumId w:val="2"/>
     <w:lvlOverride w:ilvl="0">
       <w:startOverride w:val="1"/>
     </w:lvlOverride>
   </w:num>
-  <w:num w:numId="5">
+  <w:num w:numId="7">
     <w:abstractNumId w:val="3"/>
     <w:lvlOverride w:ilvl="0">
       <w:startOverride w:val="1"/>
     </w:lvlOverride>
   </w:num>
-  <w:num w:numId="6">
+  <w:num w:numId="8">
     <w:abstractNumId w:val="6"/>
     <w:lvlOverride w:ilvl="0">
       <w:startOverride w:val="1"/>
     </w:lvlOverride>
   </w:num>
-  <w:num w:numId="7">
+  <w:num w:numId="9">
     <w:abstractNumId w:val="7"/>
     <w:lvlOverride w:ilvl="0">
       <w:startOverride w:val="1"/>
     </w:lvlOverride>
   </w:num>
-  <w:num w:numId="8">
+  <w:num w:numId="10">
     <w:abstractNumId w:val="8"/>
     <w:lvlOverride w:ilvl="0">
       <w:startOverride w:val="1"/>

--- a/docs/student-backend-exercises-he/04_roll_movement_and_start_bonus.docx
+++ b/docs/student-backend-exercises-he/04_roll_movement_and_start_bonus.docx
@@ -225,7 +225,7 @@
           <w:rtl/>
           <w:lang w:bidi="he-IL"/>
         </w:rPr>
-        <w:t xml:space="preserve">במצב בדיקות ניתן לבקש תוצאה קבועה כדי שהבדיקה תהיה ניתנת לחזרה.</w:t>
+        <w:t xml:space="preserve">בדיקות ה-HTTP קוראות את תוצאת הקובייה שהשרת דיווח ובודקות שהיא בטווח 1–6 ושהתנועה תואמת לה.</w:t>
       </w:r>
     </w:p>
     <w:p>
@@ -302,7 +302,7 @@
           <w:rtl/>
           <w:lang w:bidi="he-IL"/>
         </w:rPr>
-        <w:t xml:space="preserve">Deterministic test value — ערך קבוע לבדיקות שמחליף אקראיות ומאפשר לצפות תוצאה מדויקת.</w:t>
+        <w:t xml:space="preserve">Dice result — המספר האקראי 1–6 שהשרת הגריל ודיווח ביומן האירועים.</w:t>
       </w:r>
     </w:p>
     <w:p>
@@ -592,26 +592,6 @@
     </w:p>
     <w:p>
       <w:pPr>
-        <w:pStyle w:val="ListParagraph"/>
-        <w:numPr>
-          <w:ilvl w:val="0"/>
-          <w:numId w:val="6"/>
-        </w:numPr>
-        <w:bidi/>
-        <w:spacing w:after="80" w:line="300"/>
-        <w:jc w:val="right"/>
-      </w:pPr>
-      <w:r>
-        <w:rPr>
-          <w:rFonts w:ascii="Arial" w:cs="Arial" w:eastAsia="Arial" w:hAnsi="Arial"/>
-          <w:rtl/>
-          <w:lang w:bidi="he-IL"/>
-        </w:rPr>
-        <w:t xml:space="preserve">כאשר PROPERTY_EMPIRE_TESTING שווה 1, הכותרת האופציונלית X-Test-Dice-Roll עם ערך 1–6 קובעת את תוצאת הזריקה לבקשה זו. ללא הכותרת הזריקה אקראית; מחוץ למצב בדיקות הכותרת אינה משפיעה.</w:t>
-      </w:r>
-    </w:p>
-    <w:p>
-      <w:pPr>
         <w:pStyle w:val="Heading1"/>
         <w:bidi/>
         <w:jc w:val="right"/>
@@ -748,6 +728,22 @@
           <w:sz w:val="19"/>
           <w:szCs w:val="19"/>
         </w:rPr>
+        <w:t xml:space="preserve">    "status": "active",</w:t>
+      </w:r>
+    </w:p>
+    <w:p>
+      <w:pPr>
+        <w:shd w:fill="F3F4F6" w:val="clear"/>
+        <w:spacing w:after="0" w:before="0"/>
+        <w:ind w:left="240" w:right="240"/>
+        <w:jc w:val="left"/>
+      </w:pPr>
+      <w:r>
+        <w:rPr>
+          <w:rFonts w:ascii="Consolas" w:cs="Consolas" w:eastAsia="Consolas" w:hAnsi="Consolas"/>
+          <w:sz w:val="19"/>
+          <w:szCs w:val="19"/>
+        </w:rPr>
         <w:t xml:space="preserve">    "current_player_id": 1,</w:t>
       </w:r>
     </w:p>
@@ -764,39 +760,2199 @@
           <w:sz w:val="19"/>
           <w:szCs w:val="19"/>
         </w:rPr>
-        <w:t xml:space="preserve">    "available_actions": ["buy", "end_turn"],</w:t>
-      </w:r>
-    </w:p>
-    <w:p>
-      <w:pPr>
-        <w:shd w:fill="F3F4F6" w:val="clear"/>
-        <w:spacing w:after="0" w:before="0"/>
-        <w:ind w:left="240" w:right="240"/>
-        <w:jc w:val="left"/>
-      </w:pPr>
-      <w:r>
-        <w:rPr>
-          <w:rFonts w:ascii="Consolas" w:cs="Consolas" w:eastAsia="Consolas" w:hAnsi="Consolas"/>
-          <w:sz w:val="19"/>
-          <w:szCs w:val="19"/>
-        </w:rPr>
-        <w:t xml:space="preserve">    "players": [{"id": 1, "position": 3, "money": 1500}],</w:t>
-      </w:r>
-    </w:p>
-    <w:p>
-      <w:pPr>
-        <w:shd w:fill="F3F4F6" w:val="clear"/>
-        <w:spacing w:after="0" w:before="0"/>
-        <w:ind w:left="240" w:right="240"/>
-        <w:jc w:val="left"/>
-      </w:pPr>
-      <w:r>
-        <w:rPr>
-          <w:rFonts w:ascii="Consolas" w:cs="Consolas" w:eastAsia="Consolas" w:hAnsi="Consolas"/>
-          <w:sz w:val="19"/>
-          <w:szCs w:val="19"/>
-        </w:rPr>
-        <w:t xml:space="preserve">    "last_event": "Ada rolled 3 and moved to 3."</w:t>
+        <w:t xml:space="preserve">    "winner_id": null,</w:t>
+      </w:r>
+    </w:p>
+    <w:p>
+      <w:pPr>
+        <w:shd w:fill="F3F4F6" w:val="clear"/>
+        <w:spacing w:after="0" w:before="0"/>
+        <w:ind w:left="240" w:right="240"/>
+        <w:jc w:val="left"/>
+      </w:pPr>
+      <w:r>
+        <w:rPr>
+          <w:rFonts w:ascii="Consolas" w:cs="Consolas" w:eastAsia="Consolas" w:hAnsi="Consolas"/>
+          <w:sz w:val="19"/>
+          <w:szCs w:val="19"/>
+        </w:rPr>
+        <w:t xml:space="preserve">    "available_actions": [</w:t>
+      </w:r>
+    </w:p>
+    <w:p>
+      <w:pPr>
+        <w:shd w:fill="F3F4F6" w:val="clear"/>
+        <w:spacing w:after="0" w:before="0"/>
+        <w:ind w:left="240" w:right="240"/>
+        <w:jc w:val="left"/>
+      </w:pPr>
+      <w:r>
+        <w:rPr>
+          <w:rFonts w:ascii="Consolas" w:cs="Consolas" w:eastAsia="Consolas" w:hAnsi="Consolas"/>
+          <w:sz w:val="19"/>
+          <w:szCs w:val="19"/>
+        </w:rPr>
+        <w:t xml:space="preserve">      "buy",</w:t>
+      </w:r>
+    </w:p>
+    <w:p>
+      <w:pPr>
+        <w:shd w:fill="F3F4F6" w:val="clear"/>
+        <w:spacing w:after="0" w:before="0"/>
+        <w:ind w:left="240" w:right="240"/>
+        <w:jc w:val="left"/>
+      </w:pPr>
+      <w:r>
+        <w:rPr>
+          <w:rFonts w:ascii="Consolas" w:cs="Consolas" w:eastAsia="Consolas" w:hAnsi="Consolas"/>
+          <w:sz w:val="19"/>
+          <w:szCs w:val="19"/>
+        </w:rPr>
+        <w:t xml:space="preserve">      "end_turn"</w:t>
+      </w:r>
+    </w:p>
+    <w:p>
+      <w:pPr>
+        <w:shd w:fill="F3F4F6" w:val="clear"/>
+        <w:spacing w:after="0" w:before="0"/>
+        <w:ind w:left="240" w:right="240"/>
+        <w:jc w:val="left"/>
+      </w:pPr>
+      <w:r>
+        <w:rPr>
+          <w:rFonts w:ascii="Consolas" w:cs="Consolas" w:eastAsia="Consolas" w:hAnsi="Consolas"/>
+          <w:sz w:val="19"/>
+          <w:szCs w:val="19"/>
+        </w:rPr>
+        <w:t xml:space="preserve">    ],</w:t>
+      </w:r>
+    </w:p>
+    <w:p>
+      <w:pPr>
+        <w:shd w:fill="F3F4F6" w:val="clear"/>
+        <w:spacing w:after="0" w:before="0"/>
+        <w:ind w:left="240" w:right="240"/>
+        <w:jc w:val="left"/>
+      </w:pPr>
+      <w:r>
+        <w:rPr>
+          <w:rFonts w:ascii="Consolas" w:cs="Consolas" w:eastAsia="Consolas" w:hAnsi="Consolas"/>
+          <w:sz w:val="19"/>
+          <w:szCs w:val="19"/>
+        </w:rPr>
+        <w:t xml:space="preserve">    "players": [</w:t>
+      </w:r>
+    </w:p>
+    <w:p>
+      <w:pPr>
+        <w:shd w:fill="F3F4F6" w:val="clear"/>
+        <w:spacing w:after="0" w:before="0"/>
+        <w:ind w:left="240" w:right="240"/>
+        <w:jc w:val="left"/>
+      </w:pPr>
+      <w:r>
+        <w:rPr>
+          <w:rFonts w:ascii="Consolas" w:cs="Consolas" w:eastAsia="Consolas" w:hAnsi="Consolas"/>
+          <w:sz w:val="19"/>
+          <w:szCs w:val="19"/>
+        </w:rPr>
+        <w:t xml:space="preserve">      {</w:t>
+      </w:r>
+    </w:p>
+    <w:p>
+      <w:pPr>
+        <w:shd w:fill="F3F4F6" w:val="clear"/>
+        <w:spacing w:after="0" w:before="0"/>
+        <w:ind w:left="240" w:right="240"/>
+        <w:jc w:val="left"/>
+      </w:pPr>
+      <w:r>
+        <w:rPr>
+          <w:rFonts w:ascii="Consolas" w:cs="Consolas" w:eastAsia="Consolas" w:hAnsi="Consolas"/>
+          <w:sz w:val="19"/>
+          <w:szCs w:val="19"/>
+        </w:rPr>
+        <w:t xml:space="preserve">        "id": 1,</w:t>
+      </w:r>
+    </w:p>
+    <w:p>
+      <w:pPr>
+        <w:shd w:fill="F3F4F6" w:val="clear"/>
+        <w:spacing w:after="0" w:before="0"/>
+        <w:ind w:left="240" w:right="240"/>
+        <w:jc w:val="left"/>
+      </w:pPr>
+      <w:r>
+        <w:rPr>
+          <w:rFonts w:ascii="Consolas" w:cs="Consolas" w:eastAsia="Consolas" w:hAnsi="Consolas"/>
+          <w:sz w:val="19"/>
+          <w:szCs w:val="19"/>
+        </w:rPr>
+        <w:t xml:space="preserve">        "name": "Ada",</w:t>
+      </w:r>
+    </w:p>
+    <w:p>
+      <w:pPr>
+        <w:shd w:fill="F3F4F6" w:val="clear"/>
+        <w:spacing w:after="0" w:before="0"/>
+        <w:ind w:left="240" w:right="240"/>
+        <w:jc w:val="left"/>
+      </w:pPr>
+      <w:r>
+        <w:rPr>
+          <w:rFonts w:ascii="Consolas" w:cs="Consolas" w:eastAsia="Consolas" w:hAnsi="Consolas"/>
+          <w:sz w:val="19"/>
+          <w:szCs w:val="19"/>
+        </w:rPr>
+        <w:t xml:space="preserve">        "money": 1500,</w:t>
+      </w:r>
+    </w:p>
+    <w:p>
+      <w:pPr>
+        <w:shd w:fill="F3F4F6" w:val="clear"/>
+        <w:spacing w:after="0" w:before="0"/>
+        <w:ind w:left="240" w:right="240"/>
+        <w:jc w:val="left"/>
+      </w:pPr>
+      <w:r>
+        <w:rPr>
+          <w:rFonts w:ascii="Consolas" w:cs="Consolas" w:eastAsia="Consolas" w:hAnsi="Consolas"/>
+          <w:sz w:val="19"/>
+          <w:szCs w:val="19"/>
+        </w:rPr>
+        <w:t xml:space="preserve">        "position": 3,</w:t>
+      </w:r>
+    </w:p>
+    <w:p>
+      <w:pPr>
+        <w:shd w:fill="F3F4F6" w:val="clear"/>
+        <w:spacing w:after="0" w:before="0"/>
+        <w:ind w:left="240" w:right="240"/>
+        <w:jc w:val="left"/>
+      </w:pPr>
+      <w:r>
+        <w:rPr>
+          <w:rFonts w:ascii="Consolas" w:cs="Consolas" w:eastAsia="Consolas" w:hAnsi="Consolas"/>
+          <w:sz w:val="19"/>
+          <w:szCs w:val="19"/>
+        </w:rPr>
+        <w:t xml:space="preserve">        "is_bankrupt": false,</w:t>
+      </w:r>
+    </w:p>
+    <w:p>
+      <w:pPr>
+        <w:shd w:fill="F3F4F6" w:val="clear"/>
+        <w:spacing w:after="0" w:before="0"/>
+        <w:ind w:left="240" w:right="240"/>
+        <w:jc w:val="left"/>
+      </w:pPr>
+      <w:r>
+        <w:rPr>
+          <w:rFonts w:ascii="Consolas" w:cs="Consolas" w:eastAsia="Consolas" w:hAnsi="Consolas"/>
+          <w:sz w:val="19"/>
+          <w:szCs w:val="19"/>
+        </w:rPr>
+        <w:t xml:space="preserve">        "owned_tile_ids": []</w:t>
+      </w:r>
+    </w:p>
+    <w:p>
+      <w:pPr>
+        <w:shd w:fill="F3F4F6" w:val="clear"/>
+        <w:spacing w:after="0" w:before="0"/>
+        <w:ind w:left="240" w:right="240"/>
+        <w:jc w:val="left"/>
+      </w:pPr>
+      <w:r>
+        <w:rPr>
+          <w:rFonts w:ascii="Consolas" w:cs="Consolas" w:eastAsia="Consolas" w:hAnsi="Consolas"/>
+          <w:sz w:val="19"/>
+          <w:szCs w:val="19"/>
+        </w:rPr>
+        <w:t xml:space="preserve">      },</w:t>
+      </w:r>
+    </w:p>
+    <w:p>
+      <w:pPr>
+        <w:shd w:fill="F3F4F6" w:val="clear"/>
+        <w:spacing w:after="0" w:before="0"/>
+        <w:ind w:left="240" w:right="240"/>
+        <w:jc w:val="left"/>
+      </w:pPr>
+      <w:r>
+        <w:rPr>
+          <w:rFonts w:ascii="Consolas" w:cs="Consolas" w:eastAsia="Consolas" w:hAnsi="Consolas"/>
+          <w:sz w:val="19"/>
+          <w:szCs w:val="19"/>
+        </w:rPr>
+        <w:t xml:space="preserve">      {</w:t>
+      </w:r>
+    </w:p>
+    <w:p>
+      <w:pPr>
+        <w:shd w:fill="F3F4F6" w:val="clear"/>
+        <w:spacing w:after="0" w:before="0"/>
+        <w:ind w:left="240" w:right="240"/>
+        <w:jc w:val="left"/>
+      </w:pPr>
+      <w:r>
+        <w:rPr>
+          <w:rFonts w:ascii="Consolas" w:cs="Consolas" w:eastAsia="Consolas" w:hAnsi="Consolas"/>
+          <w:sz w:val="19"/>
+          <w:szCs w:val="19"/>
+        </w:rPr>
+        <w:t xml:space="preserve">        "id": 2,</w:t>
+      </w:r>
+    </w:p>
+    <w:p>
+      <w:pPr>
+        <w:shd w:fill="F3F4F6" w:val="clear"/>
+        <w:spacing w:after="0" w:before="0"/>
+        <w:ind w:left="240" w:right="240"/>
+        <w:jc w:val="left"/>
+      </w:pPr>
+      <w:r>
+        <w:rPr>
+          <w:rFonts w:ascii="Consolas" w:cs="Consolas" w:eastAsia="Consolas" w:hAnsi="Consolas"/>
+          <w:sz w:val="19"/>
+          <w:szCs w:val="19"/>
+        </w:rPr>
+        <w:t xml:space="preserve">        "name": "Linus",</w:t>
+      </w:r>
+    </w:p>
+    <w:p>
+      <w:pPr>
+        <w:shd w:fill="F3F4F6" w:val="clear"/>
+        <w:spacing w:after="0" w:before="0"/>
+        <w:ind w:left="240" w:right="240"/>
+        <w:jc w:val="left"/>
+      </w:pPr>
+      <w:r>
+        <w:rPr>
+          <w:rFonts w:ascii="Consolas" w:cs="Consolas" w:eastAsia="Consolas" w:hAnsi="Consolas"/>
+          <w:sz w:val="19"/>
+          <w:szCs w:val="19"/>
+        </w:rPr>
+        <w:t xml:space="preserve">        "money": 1500,</w:t>
+      </w:r>
+    </w:p>
+    <w:p>
+      <w:pPr>
+        <w:shd w:fill="F3F4F6" w:val="clear"/>
+        <w:spacing w:after="0" w:before="0"/>
+        <w:ind w:left="240" w:right="240"/>
+        <w:jc w:val="left"/>
+      </w:pPr>
+      <w:r>
+        <w:rPr>
+          <w:rFonts w:ascii="Consolas" w:cs="Consolas" w:eastAsia="Consolas" w:hAnsi="Consolas"/>
+          <w:sz w:val="19"/>
+          <w:szCs w:val="19"/>
+        </w:rPr>
+        <w:t xml:space="preserve">        "position": 0,</w:t>
+      </w:r>
+    </w:p>
+    <w:p>
+      <w:pPr>
+        <w:shd w:fill="F3F4F6" w:val="clear"/>
+        <w:spacing w:after="0" w:before="0"/>
+        <w:ind w:left="240" w:right="240"/>
+        <w:jc w:val="left"/>
+      </w:pPr>
+      <w:r>
+        <w:rPr>
+          <w:rFonts w:ascii="Consolas" w:cs="Consolas" w:eastAsia="Consolas" w:hAnsi="Consolas"/>
+          <w:sz w:val="19"/>
+          <w:szCs w:val="19"/>
+        </w:rPr>
+        <w:t xml:space="preserve">        "is_bankrupt": false,</w:t>
+      </w:r>
+    </w:p>
+    <w:p>
+      <w:pPr>
+        <w:shd w:fill="F3F4F6" w:val="clear"/>
+        <w:spacing w:after="0" w:before="0"/>
+        <w:ind w:left="240" w:right="240"/>
+        <w:jc w:val="left"/>
+      </w:pPr>
+      <w:r>
+        <w:rPr>
+          <w:rFonts w:ascii="Consolas" w:cs="Consolas" w:eastAsia="Consolas" w:hAnsi="Consolas"/>
+          <w:sz w:val="19"/>
+          <w:szCs w:val="19"/>
+        </w:rPr>
+        <w:t xml:space="preserve">        "owned_tile_ids": []</w:t>
+      </w:r>
+    </w:p>
+    <w:p>
+      <w:pPr>
+        <w:shd w:fill="F3F4F6" w:val="clear"/>
+        <w:spacing w:after="0" w:before="0"/>
+        <w:ind w:left="240" w:right="240"/>
+        <w:jc w:val="left"/>
+      </w:pPr>
+      <w:r>
+        <w:rPr>
+          <w:rFonts w:ascii="Consolas" w:cs="Consolas" w:eastAsia="Consolas" w:hAnsi="Consolas"/>
+          <w:sz w:val="19"/>
+          <w:szCs w:val="19"/>
+        </w:rPr>
+        <w:t xml:space="preserve">      }</w:t>
+      </w:r>
+    </w:p>
+    <w:p>
+      <w:pPr>
+        <w:shd w:fill="F3F4F6" w:val="clear"/>
+        <w:spacing w:after="0" w:before="0"/>
+        <w:ind w:left="240" w:right="240"/>
+        <w:jc w:val="left"/>
+      </w:pPr>
+      <w:r>
+        <w:rPr>
+          <w:rFonts w:ascii="Consolas" w:cs="Consolas" w:eastAsia="Consolas" w:hAnsi="Consolas"/>
+          <w:sz w:val="19"/>
+          <w:szCs w:val="19"/>
+        </w:rPr>
+        <w:t xml:space="preserve">    ],</w:t>
+      </w:r>
+    </w:p>
+    <w:p>
+      <w:pPr>
+        <w:shd w:fill="F3F4F6" w:val="clear"/>
+        <w:spacing w:after="0" w:before="0"/>
+        <w:ind w:left="240" w:right="240"/>
+        <w:jc w:val="left"/>
+      </w:pPr>
+      <w:r>
+        <w:rPr>
+          <w:rFonts w:ascii="Consolas" w:cs="Consolas" w:eastAsia="Consolas" w:hAnsi="Consolas"/>
+          <w:sz w:val="19"/>
+          <w:szCs w:val="19"/>
+        </w:rPr>
+        <w:t xml:space="preserve">    "board": [</w:t>
+      </w:r>
+    </w:p>
+    <w:p>
+      <w:pPr>
+        <w:shd w:fill="F3F4F6" w:val="clear"/>
+        <w:spacing w:after="0" w:before="0"/>
+        <w:ind w:left="240" w:right="240"/>
+        <w:jc w:val="left"/>
+      </w:pPr>
+      <w:r>
+        <w:rPr>
+          <w:rFonts w:ascii="Consolas" w:cs="Consolas" w:eastAsia="Consolas" w:hAnsi="Consolas"/>
+          <w:sz w:val="19"/>
+          <w:szCs w:val="19"/>
+        </w:rPr>
+        <w:t xml:space="preserve">      {</w:t>
+      </w:r>
+    </w:p>
+    <w:p>
+      <w:pPr>
+        <w:shd w:fill="F3F4F6" w:val="clear"/>
+        <w:spacing w:after="0" w:before="0"/>
+        <w:ind w:left="240" w:right="240"/>
+        <w:jc w:val="left"/>
+      </w:pPr>
+      <w:r>
+        <w:rPr>
+          <w:rFonts w:ascii="Consolas" w:cs="Consolas" w:eastAsia="Consolas" w:hAnsi="Consolas"/>
+          <w:sz w:val="19"/>
+          <w:szCs w:val="19"/>
+        </w:rPr>
+        <w:t xml:space="preserve">        "id": 0,</w:t>
+      </w:r>
+    </w:p>
+    <w:p>
+      <w:pPr>
+        <w:shd w:fill="F3F4F6" w:val="clear"/>
+        <w:spacing w:after="0" w:before="0"/>
+        <w:ind w:left="240" w:right="240"/>
+        <w:jc w:val="left"/>
+      </w:pPr>
+      <w:r>
+        <w:rPr>
+          <w:rFonts w:ascii="Consolas" w:cs="Consolas" w:eastAsia="Consolas" w:hAnsi="Consolas"/>
+          <w:sz w:val="19"/>
+          <w:szCs w:val="19"/>
+        </w:rPr>
+        <w:t xml:space="preserve">        "name": "נקודת יציאה",</w:t>
+      </w:r>
+    </w:p>
+    <w:p>
+      <w:pPr>
+        <w:shd w:fill="F3F4F6" w:val="clear"/>
+        <w:spacing w:after="0" w:before="0"/>
+        <w:ind w:left="240" w:right="240"/>
+        <w:jc w:val="left"/>
+      </w:pPr>
+      <w:r>
+        <w:rPr>
+          <w:rFonts w:ascii="Consolas" w:cs="Consolas" w:eastAsia="Consolas" w:hAnsi="Consolas"/>
+          <w:sz w:val="19"/>
+          <w:szCs w:val="19"/>
+        </w:rPr>
+        <w:t xml:space="preserve">        "type": "start"</w:t>
+      </w:r>
+    </w:p>
+    <w:p>
+      <w:pPr>
+        <w:shd w:fill="F3F4F6" w:val="clear"/>
+        <w:spacing w:after="0" w:before="0"/>
+        <w:ind w:left="240" w:right="240"/>
+        <w:jc w:val="left"/>
+      </w:pPr>
+      <w:r>
+        <w:rPr>
+          <w:rFonts w:ascii="Consolas" w:cs="Consolas" w:eastAsia="Consolas" w:hAnsi="Consolas"/>
+          <w:sz w:val="19"/>
+          <w:szCs w:val="19"/>
+        </w:rPr>
+        <w:t xml:space="preserve">      },</w:t>
+      </w:r>
+    </w:p>
+    <w:p>
+      <w:pPr>
+        <w:shd w:fill="F3F4F6" w:val="clear"/>
+        <w:spacing w:after="0" w:before="0"/>
+        <w:ind w:left="240" w:right="240"/>
+        <w:jc w:val="left"/>
+      </w:pPr>
+      <w:r>
+        <w:rPr>
+          <w:rFonts w:ascii="Consolas" w:cs="Consolas" w:eastAsia="Consolas" w:hAnsi="Consolas"/>
+          <w:sz w:val="19"/>
+          <w:szCs w:val="19"/>
+        </w:rPr>
+        <w:t xml:space="preserve">      {</w:t>
+      </w:r>
+    </w:p>
+    <w:p>
+      <w:pPr>
+        <w:shd w:fill="F3F4F6" w:val="clear"/>
+        <w:spacing w:after="0" w:before="0"/>
+        <w:ind w:left="240" w:right="240"/>
+        <w:jc w:val="left"/>
+      </w:pPr>
+      <w:r>
+        <w:rPr>
+          <w:rFonts w:ascii="Consolas" w:cs="Consolas" w:eastAsia="Consolas" w:hAnsi="Consolas"/>
+          <w:sz w:val="19"/>
+          <w:szCs w:val="19"/>
+        </w:rPr>
+        <w:t xml:space="preserve">        "id": 1,</w:t>
+      </w:r>
+    </w:p>
+    <w:p>
+      <w:pPr>
+        <w:shd w:fill="F3F4F6" w:val="clear"/>
+        <w:spacing w:after="0" w:before="0"/>
+        <w:ind w:left="240" w:right="240"/>
+        <w:jc w:val="left"/>
+      </w:pPr>
+      <w:r>
+        <w:rPr>
+          <w:rFonts w:ascii="Consolas" w:cs="Consolas" w:eastAsia="Consolas" w:hAnsi="Consolas"/>
+          <w:sz w:val="19"/>
+          <w:szCs w:val="19"/>
+        </w:rPr>
+        <w:t xml:space="preserve">        "name": "ירדן",</w:t>
+      </w:r>
+    </w:p>
+    <w:p>
+      <w:pPr>
+        <w:shd w:fill="F3F4F6" w:val="clear"/>
+        <w:spacing w:after="0" w:before="0"/>
+        <w:ind w:left="240" w:right="240"/>
+        <w:jc w:val="left"/>
+      </w:pPr>
+      <w:r>
+        <w:rPr>
+          <w:rFonts w:ascii="Consolas" w:cs="Consolas" w:eastAsia="Consolas" w:hAnsi="Consolas"/>
+          <w:sz w:val="19"/>
+          <w:szCs w:val="19"/>
+        </w:rPr>
+        <w:t xml:space="preserve">        "type": "property",</w:t>
+      </w:r>
+    </w:p>
+    <w:p>
+      <w:pPr>
+        <w:shd w:fill="F3F4F6" w:val="clear"/>
+        <w:spacing w:after="0" w:before="0"/>
+        <w:ind w:left="240" w:right="240"/>
+        <w:jc w:val="left"/>
+      </w:pPr>
+      <w:r>
+        <w:rPr>
+          <w:rFonts w:ascii="Consolas" w:cs="Consolas" w:eastAsia="Consolas" w:hAnsi="Consolas"/>
+          <w:sz w:val="19"/>
+          <w:szCs w:val="19"/>
+        </w:rPr>
+        <w:t xml:space="preserve">        "price": 100,</w:t>
+      </w:r>
+    </w:p>
+    <w:p>
+      <w:pPr>
+        <w:shd w:fill="F3F4F6" w:val="clear"/>
+        <w:spacing w:after="0" w:before="0"/>
+        <w:ind w:left="240" w:right="240"/>
+        <w:jc w:val="left"/>
+      </w:pPr>
+      <w:r>
+        <w:rPr>
+          <w:rFonts w:ascii="Consolas" w:cs="Consolas" w:eastAsia="Consolas" w:hAnsi="Consolas"/>
+          <w:sz w:val="19"/>
+          <w:szCs w:val="19"/>
+        </w:rPr>
+        <w:t xml:space="preserve">        "rent": 20,</w:t>
+      </w:r>
+    </w:p>
+    <w:p>
+      <w:pPr>
+        <w:shd w:fill="F3F4F6" w:val="clear"/>
+        <w:spacing w:after="0" w:before="0"/>
+        <w:ind w:left="240" w:right="240"/>
+        <w:jc w:val="left"/>
+      </w:pPr>
+      <w:r>
+        <w:rPr>
+          <w:rFonts w:ascii="Consolas" w:cs="Consolas" w:eastAsia="Consolas" w:hAnsi="Consolas"/>
+          <w:sz w:val="19"/>
+          <w:szCs w:val="19"/>
+        </w:rPr>
+        <w:t xml:space="preserve">        "owner_id": null</w:t>
+      </w:r>
+    </w:p>
+    <w:p>
+      <w:pPr>
+        <w:shd w:fill="F3F4F6" w:val="clear"/>
+        <w:spacing w:after="0" w:before="0"/>
+        <w:ind w:left="240" w:right="240"/>
+        <w:jc w:val="left"/>
+      </w:pPr>
+      <w:r>
+        <w:rPr>
+          <w:rFonts w:ascii="Consolas" w:cs="Consolas" w:eastAsia="Consolas" w:hAnsi="Consolas"/>
+          <w:sz w:val="19"/>
+          <w:szCs w:val="19"/>
+        </w:rPr>
+        <w:t xml:space="preserve">      },</w:t>
+      </w:r>
+    </w:p>
+    <w:p>
+      <w:pPr>
+        <w:shd w:fill="F3F4F6" w:val="clear"/>
+        <w:spacing w:after="0" w:before="0"/>
+        <w:ind w:left="240" w:right="240"/>
+        <w:jc w:val="left"/>
+      </w:pPr>
+      <w:r>
+        <w:rPr>
+          <w:rFonts w:ascii="Consolas" w:cs="Consolas" w:eastAsia="Consolas" w:hAnsi="Consolas"/>
+          <w:sz w:val="19"/>
+          <w:szCs w:val="19"/>
+        </w:rPr>
+        <w:t xml:space="preserve">      {</w:t>
+      </w:r>
+    </w:p>
+    <w:p>
+      <w:pPr>
+        <w:shd w:fill="F3F4F6" w:val="clear"/>
+        <w:spacing w:after="0" w:before="0"/>
+        <w:ind w:left="240" w:right="240"/>
+        <w:jc w:val="left"/>
+      </w:pPr>
+      <w:r>
+        <w:rPr>
+          <w:rFonts w:ascii="Consolas" w:cs="Consolas" w:eastAsia="Consolas" w:hAnsi="Consolas"/>
+          <w:sz w:val="19"/>
+          <w:szCs w:val="19"/>
+        </w:rPr>
+        <w:t xml:space="preserve">        "id": 2,</w:t>
+      </w:r>
+    </w:p>
+    <w:p>
+      <w:pPr>
+        <w:shd w:fill="F3F4F6" w:val="clear"/>
+        <w:spacing w:after="0" w:before="0"/>
+        <w:ind w:left="240" w:right="240"/>
+        <w:jc w:val="left"/>
+      </w:pPr>
+      <w:r>
+        <w:rPr>
+          <w:rFonts w:ascii="Consolas" w:cs="Consolas" w:eastAsia="Consolas" w:hAnsi="Consolas"/>
+          <w:sz w:val="19"/>
+          <w:szCs w:val="19"/>
+        </w:rPr>
+        <w:t xml:space="preserve">        "name": "פסטיבל תרבות",</w:t>
+      </w:r>
+    </w:p>
+    <w:p>
+      <w:pPr>
+        <w:shd w:fill="F3F4F6" w:val="clear"/>
+        <w:spacing w:after="0" w:before="0"/>
+        <w:ind w:left="240" w:right="240"/>
+        <w:jc w:val="left"/>
+      </w:pPr>
+      <w:r>
+        <w:rPr>
+          <w:rFonts w:ascii="Consolas" w:cs="Consolas" w:eastAsia="Consolas" w:hAnsi="Consolas"/>
+          <w:sz w:val="19"/>
+          <w:szCs w:val="19"/>
+        </w:rPr>
+        <w:t xml:space="preserve">        "type": "reward",</w:t>
+      </w:r>
+    </w:p>
+    <w:p>
+      <w:pPr>
+        <w:shd w:fill="F3F4F6" w:val="clear"/>
+        <w:spacing w:after="0" w:before="0"/>
+        <w:ind w:left="240" w:right="240"/>
+        <w:jc w:val="left"/>
+      </w:pPr>
+      <w:r>
+        <w:rPr>
+          <w:rFonts w:ascii="Consolas" w:cs="Consolas" w:eastAsia="Consolas" w:hAnsi="Consolas"/>
+          <w:sz w:val="19"/>
+          <w:szCs w:val="19"/>
+        </w:rPr>
+        <w:t xml:space="preserve">        "amount": 100</w:t>
+      </w:r>
+    </w:p>
+    <w:p>
+      <w:pPr>
+        <w:shd w:fill="F3F4F6" w:val="clear"/>
+        <w:spacing w:after="0" w:before="0"/>
+        <w:ind w:left="240" w:right="240"/>
+        <w:jc w:val="left"/>
+      </w:pPr>
+      <w:r>
+        <w:rPr>
+          <w:rFonts w:ascii="Consolas" w:cs="Consolas" w:eastAsia="Consolas" w:hAnsi="Consolas"/>
+          <w:sz w:val="19"/>
+          <w:szCs w:val="19"/>
+        </w:rPr>
+        <w:t xml:space="preserve">      },</w:t>
+      </w:r>
+    </w:p>
+    <w:p>
+      <w:pPr>
+        <w:shd w:fill="F3F4F6" w:val="clear"/>
+        <w:spacing w:after="0" w:before="0"/>
+        <w:ind w:left="240" w:right="240"/>
+        <w:jc w:val="left"/>
+      </w:pPr>
+      <w:r>
+        <w:rPr>
+          <w:rFonts w:ascii="Consolas" w:cs="Consolas" w:eastAsia="Consolas" w:hAnsi="Consolas"/>
+          <w:sz w:val="19"/>
+          <w:szCs w:val="19"/>
+        </w:rPr>
+        <w:t xml:space="preserve">      {</w:t>
+      </w:r>
+    </w:p>
+    <w:p>
+      <w:pPr>
+        <w:shd w:fill="F3F4F6" w:val="clear"/>
+        <w:spacing w:after="0" w:before="0"/>
+        <w:ind w:left="240" w:right="240"/>
+        <w:jc w:val="left"/>
+      </w:pPr>
+      <w:r>
+        <w:rPr>
+          <w:rFonts w:ascii="Consolas" w:cs="Consolas" w:eastAsia="Consolas" w:hAnsi="Consolas"/>
+          <w:sz w:val="19"/>
+          <w:szCs w:val="19"/>
+        </w:rPr>
+        <w:t xml:space="preserve">        "id": 3,</w:t>
+      </w:r>
+    </w:p>
+    <w:p>
+      <w:pPr>
+        <w:shd w:fill="F3F4F6" w:val="clear"/>
+        <w:spacing w:after="0" w:before="0"/>
+        <w:ind w:left="240" w:right="240"/>
+        <w:jc w:val="left"/>
+      </w:pPr>
+      <w:r>
+        <w:rPr>
+          <w:rFonts w:ascii="Consolas" w:cs="Consolas" w:eastAsia="Consolas" w:hAnsi="Consolas"/>
+          <w:sz w:val="19"/>
+          <w:szCs w:val="19"/>
+        </w:rPr>
+        <w:t xml:space="preserve">        "name": "קהיר",</w:t>
+      </w:r>
+    </w:p>
+    <w:p>
+      <w:pPr>
+        <w:shd w:fill="F3F4F6" w:val="clear"/>
+        <w:spacing w:after="0" w:before="0"/>
+        <w:ind w:left="240" w:right="240"/>
+        <w:jc w:val="left"/>
+      </w:pPr>
+      <w:r>
+        <w:rPr>
+          <w:rFonts w:ascii="Consolas" w:cs="Consolas" w:eastAsia="Consolas" w:hAnsi="Consolas"/>
+          <w:sz w:val="19"/>
+          <w:szCs w:val="19"/>
+        </w:rPr>
+        <w:t xml:space="preserve">        "type": "property",</w:t>
+      </w:r>
+    </w:p>
+    <w:p>
+      <w:pPr>
+        <w:shd w:fill="F3F4F6" w:val="clear"/>
+        <w:spacing w:after="0" w:before="0"/>
+        <w:ind w:left="240" w:right="240"/>
+        <w:jc w:val="left"/>
+      </w:pPr>
+      <w:r>
+        <w:rPr>
+          <w:rFonts w:ascii="Consolas" w:cs="Consolas" w:eastAsia="Consolas" w:hAnsi="Consolas"/>
+          <w:sz w:val="19"/>
+          <w:szCs w:val="19"/>
+        </w:rPr>
+        <w:t xml:space="preserve">        "price": 120,</w:t>
+      </w:r>
+    </w:p>
+    <w:p>
+      <w:pPr>
+        <w:shd w:fill="F3F4F6" w:val="clear"/>
+        <w:spacing w:after="0" w:before="0"/>
+        <w:ind w:left="240" w:right="240"/>
+        <w:jc w:val="left"/>
+      </w:pPr>
+      <w:r>
+        <w:rPr>
+          <w:rFonts w:ascii="Consolas" w:cs="Consolas" w:eastAsia="Consolas" w:hAnsi="Consolas"/>
+          <w:sz w:val="19"/>
+          <w:szCs w:val="19"/>
+        </w:rPr>
+        <w:t xml:space="preserve">        "rent": 24,</w:t>
+      </w:r>
+    </w:p>
+    <w:p>
+      <w:pPr>
+        <w:shd w:fill="F3F4F6" w:val="clear"/>
+        <w:spacing w:after="0" w:before="0"/>
+        <w:ind w:left="240" w:right="240"/>
+        <w:jc w:val="left"/>
+      </w:pPr>
+      <w:r>
+        <w:rPr>
+          <w:rFonts w:ascii="Consolas" w:cs="Consolas" w:eastAsia="Consolas" w:hAnsi="Consolas"/>
+          <w:sz w:val="19"/>
+          <w:szCs w:val="19"/>
+        </w:rPr>
+        <w:t xml:space="preserve">        "owner_id": null</w:t>
+      </w:r>
+    </w:p>
+    <w:p>
+      <w:pPr>
+        <w:shd w:fill="F3F4F6" w:val="clear"/>
+        <w:spacing w:after="0" w:before="0"/>
+        <w:ind w:left="240" w:right="240"/>
+        <w:jc w:val="left"/>
+      </w:pPr>
+      <w:r>
+        <w:rPr>
+          <w:rFonts w:ascii="Consolas" w:cs="Consolas" w:eastAsia="Consolas" w:hAnsi="Consolas"/>
+          <w:sz w:val="19"/>
+          <w:szCs w:val="19"/>
+        </w:rPr>
+        <w:t xml:space="preserve">      },</w:t>
+      </w:r>
+    </w:p>
+    <w:p>
+      <w:pPr>
+        <w:shd w:fill="F3F4F6" w:val="clear"/>
+        <w:spacing w:after="0" w:before="0"/>
+        <w:ind w:left="240" w:right="240"/>
+        <w:jc w:val="left"/>
+      </w:pPr>
+      <w:r>
+        <w:rPr>
+          <w:rFonts w:ascii="Consolas" w:cs="Consolas" w:eastAsia="Consolas" w:hAnsi="Consolas"/>
+          <w:sz w:val="19"/>
+          <w:szCs w:val="19"/>
+        </w:rPr>
+        <w:t xml:space="preserve">      {</w:t>
+      </w:r>
+    </w:p>
+    <w:p>
+      <w:pPr>
+        <w:shd w:fill="F3F4F6" w:val="clear"/>
+        <w:spacing w:after="0" w:before="0"/>
+        <w:ind w:left="240" w:right="240"/>
+        <w:jc w:val="left"/>
+      </w:pPr>
+      <w:r>
+        <w:rPr>
+          <w:rFonts w:ascii="Consolas" w:cs="Consolas" w:eastAsia="Consolas" w:hAnsi="Consolas"/>
+          <w:sz w:val="19"/>
+          <w:szCs w:val="19"/>
+        </w:rPr>
+        <w:t xml:space="preserve">        "id": 4,</w:t>
+      </w:r>
+    </w:p>
+    <w:p>
+      <w:pPr>
+        <w:shd w:fill="F3F4F6" w:val="clear"/>
+        <w:spacing w:after="0" w:before="0"/>
+        <w:ind w:left="240" w:right="240"/>
+        <w:jc w:val="left"/>
+      </w:pPr>
+      <w:r>
+        <w:rPr>
+          <w:rFonts w:ascii="Consolas" w:cs="Consolas" w:eastAsia="Consolas" w:hAnsi="Consolas"/>
+          <w:sz w:val="19"/>
+          <w:szCs w:val="19"/>
+        </w:rPr>
+        <w:t xml:space="preserve">        "name": "מכס",</w:t>
+      </w:r>
+    </w:p>
+    <w:p>
+      <w:pPr>
+        <w:shd w:fill="F3F4F6" w:val="clear"/>
+        <w:spacing w:after="0" w:before="0"/>
+        <w:ind w:left="240" w:right="240"/>
+        <w:jc w:val="left"/>
+      </w:pPr>
+      <w:r>
+        <w:rPr>
+          <w:rFonts w:ascii="Consolas" w:cs="Consolas" w:eastAsia="Consolas" w:hAnsi="Consolas"/>
+          <w:sz w:val="19"/>
+          <w:szCs w:val="19"/>
+        </w:rPr>
+        <w:t xml:space="preserve">        "type": "penalty",</w:t>
+      </w:r>
+    </w:p>
+    <w:p>
+      <w:pPr>
+        <w:shd w:fill="F3F4F6" w:val="clear"/>
+        <w:spacing w:after="0" w:before="0"/>
+        <w:ind w:left="240" w:right="240"/>
+        <w:jc w:val="left"/>
+      </w:pPr>
+      <w:r>
+        <w:rPr>
+          <w:rFonts w:ascii="Consolas" w:cs="Consolas" w:eastAsia="Consolas" w:hAnsi="Consolas"/>
+          <w:sz w:val="19"/>
+          <w:szCs w:val="19"/>
+        </w:rPr>
+        <w:t xml:space="preserve">        "amount": 350</w:t>
+      </w:r>
+    </w:p>
+    <w:p>
+      <w:pPr>
+        <w:shd w:fill="F3F4F6" w:val="clear"/>
+        <w:spacing w:after="0" w:before="0"/>
+        <w:ind w:left="240" w:right="240"/>
+        <w:jc w:val="left"/>
+      </w:pPr>
+      <w:r>
+        <w:rPr>
+          <w:rFonts w:ascii="Consolas" w:cs="Consolas" w:eastAsia="Consolas" w:hAnsi="Consolas"/>
+          <w:sz w:val="19"/>
+          <w:szCs w:val="19"/>
+        </w:rPr>
+        <w:t xml:space="preserve">      },</w:t>
+      </w:r>
+    </w:p>
+    <w:p>
+      <w:pPr>
+        <w:shd w:fill="F3F4F6" w:val="clear"/>
+        <w:spacing w:after="0" w:before="0"/>
+        <w:ind w:left="240" w:right="240"/>
+        <w:jc w:val="left"/>
+      </w:pPr>
+      <w:r>
+        <w:rPr>
+          <w:rFonts w:ascii="Consolas" w:cs="Consolas" w:eastAsia="Consolas" w:hAnsi="Consolas"/>
+          <w:sz w:val="19"/>
+          <w:szCs w:val="19"/>
+        </w:rPr>
+        <w:t xml:space="preserve">      {</w:t>
+      </w:r>
+    </w:p>
+    <w:p>
+      <w:pPr>
+        <w:shd w:fill="F3F4F6" w:val="clear"/>
+        <w:spacing w:after="0" w:before="0"/>
+        <w:ind w:left="240" w:right="240"/>
+        <w:jc w:val="left"/>
+      </w:pPr>
+      <w:r>
+        <w:rPr>
+          <w:rFonts w:ascii="Consolas" w:cs="Consolas" w:eastAsia="Consolas" w:hAnsi="Consolas"/>
+          <w:sz w:val="19"/>
+          <w:szCs w:val="19"/>
+        </w:rPr>
+        <w:t xml:space="preserve">        "id": 5,</w:t>
+      </w:r>
+    </w:p>
+    <w:p>
+      <w:pPr>
+        <w:shd w:fill="F3F4F6" w:val="clear"/>
+        <w:spacing w:after="0" w:before="0"/>
+        <w:ind w:left="240" w:right="240"/>
+        <w:jc w:val="left"/>
+      </w:pPr>
+      <w:r>
+        <w:rPr>
+          <w:rFonts w:ascii="Consolas" w:cs="Consolas" w:eastAsia="Consolas" w:hAnsi="Consolas"/>
+          <w:sz w:val="19"/>
+          <w:szCs w:val="19"/>
+        </w:rPr>
+        <w:t xml:space="preserve">        "name": "איחוד האמירויות",</w:t>
+      </w:r>
+    </w:p>
+    <w:p>
+      <w:pPr>
+        <w:shd w:fill="F3F4F6" w:val="clear"/>
+        <w:spacing w:after="0" w:before="0"/>
+        <w:ind w:left="240" w:right="240"/>
+        <w:jc w:val="left"/>
+      </w:pPr>
+      <w:r>
+        <w:rPr>
+          <w:rFonts w:ascii="Consolas" w:cs="Consolas" w:eastAsia="Consolas" w:hAnsi="Consolas"/>
+          <w:sz w:val="19"/>
+          <w:szCs w:val="19"/>
+        </w:rPr>
+        <w:t xml:space="preserve">        "type": "property",</w:t>
+      </w:r>
+    </w:p>
+    <w:p>
+      <w:pPr>
+        <w:shd w:fill="F3F4F6" w:val="clear"/>
+        <w:spacing w:after="0" w:before="0"/>
+        <w:ind w:left="240" w:right="240"/>
+        <w:jc w:val="left"/>
+      </w:pPr>
+      <w:r>
+        <w:rPr>
+          <w:rFonts w:ascii="Consolas" w:cs="Consolas" w:eastAsia="Consolas" w:hAnsi="Consolas"/>
+          <w:sz w:val="19"/>
+          <w:szCs w:val="19"/>
+        </w:rPr>
+        <w:t xml:space="preserve">        "price": 140,</w:t>
+      </w:r>
+    </w:p>
+    <w:p>
+      <w:pPr>
+        <w:shd w:fill="F3F4F6" w:val="clear"/>
+        <w:spacing w:after="0" w:before="0"/>
+        <w:ind w:left="240" w:right="240"/>
+        <w:jc w:val="left"/>
+      </w:pPr>
+      <w:r>
+        <w:rPr>
+          <w:rFonts w:ascii="Consolas" w:cs="Consolas" w:eastAsia="Consolas" w:hAnsi="Consolas"/>
+          <w:sz w:val="19"/>
+          <w:szCs w:val="19"/>
+        </w:rPr>
+        <w:t xml:space="preserve">        "rent": 28,</w:t>
+      </w:r>
+    </w:p>
+    <w:p>
+      <w:pPr>
+        <w:shd w:fill="F3F4F6" w:val="clear"/>
+        <w:spacing w:after="0" w:before="0"/>
+        <w:ind w:left="240" w:right="240"/>
+        <w:jc w:val="left"/>
+      </w:pPr>
+      <w:r>
+        <w:rPr>
+          <w:rFonts w:ascii="Consolas" w:cs="Consolas" w:eastAsia="Consolas" w:hAnsi="Consolas"/>
+          <w:sz w:val="19"/>
+          <w:szCs w:val="19"/>
+        </w:rPr>
+        <w:t xml:space="preserve">        "owner_id": null</w:t>
+      </w:r>
+    </w:p>
+    <w:p>
+      <w:pPr>
+        <w:shd w:fill="F3F4F6" w:val="clear"/>
+        <w:spacing w:after="0" w:before="0"/>
+        <w:ind w:left="240" w:right="240"/>
+        <w:jc w:val="left"/>
+      </w:pPr>
+      <w:r>
+        <w:rPr>
+          <w:rFonts w:ascii="Consolas" w:cs="Consolas" w:eastAsia="Consolas" w:hAnsi="Consolas"/>
+          <w:sz w:val="19"/>
+          <w:szCs w:val="19"/>
+        </w:rPr>
+        <w:t xml:space="preserve">      },</w:t>
+      </w:r>
+    </w:p>
+    <w:p>
+      <w:pPr>
+        <w:shd w:fill="F3F4F6" w:val="clear"/>
+        <w:spacing w:after="0" w:before="0"/>
+        <w:ind w:left="240" w:right="240"/>
+        <w:jc w:val="left"/>
+      </w:pPr>
+      <w:r>
+        <w:rPr>
+          <w:rFonts w:ascii="Consolas" w:cs="Consolas" w:eastAsia="Consolas" w:hAnsi="Consolas"/>
+          <w:sz w:val="19"/>
+          <w:szCs w:val="19"/>
+        </w:rPr>
+        <w:t xml:space="preserve">      {</w:t>
+      </w:r>
+    </w:p>
+    <w:p>
+      <w:pPr>
+        <w:shd w:fill="F3F4F6" w:val="clear"/>
+        <w:spacing w:after="0" w:before="0"/>
+        <w:ind w:left="240" w:right="240"/>
+        <w:jc w:val="left"/>
+      </w:pPr>
+      <w:r>
+        <w:rPr>
+          <w:rFonts w:ascii="Consolas" w:cs="Consolas" w:eastAsia="Consolas" w:hAnsi="Consolas"/>
+          <w:sz w:val="19"/>
+          <w:szCs w:val="19"/>
+        </w:rPr>
+        <w:t xml:space="preserve">        "id": 6,</w:t>
+      </w:r>
+    </w:p>
+    <w:p>
+      <w:pPr>
+        <w:shd w:fill="F3F4F6" w:val="clear"/>
+        <w:spacing w:after="0" w:before="0"/>
+        <w:ind w:left="240" w:right="240"/>
+        <w:jc w:val="left"/>
+      </w:pPr>
+      <w:r>
+        <w:rPr>
+          <w:rFonts w:ascii="Consolas" w:cs="Consolas" w:eastAsia="Consolas" w:hAnsi="Consolas"/>
+          <w:sz w:val="19"/>
+          <w:szCs w:val="19"/>
+        </w:rPr>
+        <w:t xml:space="preserve">        "name": "הפתעה במדבר",</w:t>
+      </w:r>
+    </w:p>
+    <w:p>
+      <w:pPr>
+        <w:shd w:fill="F3F4F6" w:val="clear"/>
+        <w:spacing w:after="0" w:before="0"/>
+        <w:ind w:left="240" w:right="240"/>
+        <w:jc w:val="left"/>
+      </w:pPr>
+      <w:r>
+        <w:rPr>
+          <w:rFonts w:ascii="Consolas" w:cs="Consolas" w:eastAsia="Consolas" w:hAnsi="Consolas"/>
+          <w:sz w:val="19"/>
+          <w:szCs w:val="19"/>
+        </w:rPr>
+        <w:t xml:space="preserve">        "type": "surprise"</w:t>
+      </w:r>
+    </w:p>
+    <w:p>
+      <w:pPr>
+        <w:shd w:fill="F3F4F6" w:val="clear"/>
+        <w:spacing w:after="0" w:before="0"/>
+        <w:ind w:left="240" w:right="240"/>
+        <w:jc w:val="left"/>
+      </w:pPr>
+      <w:r>
+        <w:rPr>
+          <w:rFonts w:ascii="Consolas" w:cs="Consolas" w:eastAsia="Consolas" w:hAnsi="Consolas"/>
+          <w:sz w:val="19"/>
+          <w:szCs w:val="19"/>
+        </w:rPr>
+        <w:t xml:space="preserve">      },</w:t>
+      </w:r>
+    </w:p>
+    <w:p>
+      <w:pPr>
+        <w:shd w:fill="F3F4F6" w:val="clear"/>
+        <w:spacing w:after="0" w:before="0"/>
+        <w:ind w:left="240" w:right="240"/>
+        <w:jc w:val="left"/>
+      </w:pPr>
+      <w:r>
+        <w:rPr>
+          <w:rFonts w:ascii="Consolas" w:cs="Consolas" w:eastAsia="Consolas" w:hAnsi="Consolas"/>
+          <w:sz w:val="19"/>
+          <w:szCs w:val="19"/>
+        </w:rPr>
+        <w:t xml:space="preserve">      {</w:t>
+      </w:r>
+    </w:p>
+    <w:p>
+      <w:pPr>
+        <w:shd w:fill="F3F4F6" w:val="clear"/>
+        <w:spacing w:after="0" w:before="0"/>
+        <w:ind w:left="240" w:right="240"/>
+        <w:jc w:val="left"/>
+      </w:pPr>
+      <w:r>
+        <w:rPr>
+          <w:rFonts w:ascii="Consolas" w:cs="Consolas" w:eastAsia="Consolas" w:hAnsi="Consolas"/>
+          <w:sz w:val="19"/>
+          <w:szCs w:val="19"/>
+        </w:rPr>
+        <w:t xml:space="preserve">        "id": 7,</w:t>
+      </w:r>
+    </w:p>
+    <w:p>
+      <w:pPr>
+        <w:shd w:fill="F3F4F6" w:val="clear"/>
+        <w:spacing w:after="0" w:before="0"/>
+        <w:ind w:left="240" w:right="240"/>
+        <w:jc w:val="left"/>
+      </w:pPr>
+      <w:r>
+        <w:rPr>
+          <w:rFonts w:ascii="Consolas" w:cs="Consolas" w:eastAsia="Consolas" w:hAnsi="Consolas"/>
+          <w:sz w:val="19"/>
+          <w:szCs w:val="19"/>
+        </w:rPr>
+        <w:t xml:space="preserve">        "name": "דובאי",</w:t>
+      </w:r>
+    </w:p>
+    <w:p>
+      <w:pPr>
+        <w:shd w:fill="F3F4F6" w:val="clear"/>
+        <w:spacing w:after="0" w:before="0"/>
+        <w:ind w:left="240" w:right="240"/>
+        <w:jc w:val="left"/>
+      </w:pPr>
+      <w:r>
+        <w:rPr>
+          <w:rFonts w:ascii="Consolas" w:cs="Consolas" w:eastAsia="Consolas" w:hAnsi="Consolas"/>
+          <w:sz w:val="19"/>
+          <w:szCs w:val="19"/>
+        </w:rPr>
+        <w:t xml:space="preserve">        "type": "property",</w:t>
+      </w:r>
+    </w:p>
+    <w:p>
+      <w:pPr>
+        <w:shd w:fill="F3F4F6" w:val="clear"/>
+        <w:spacing w:after="0" w:before="0"/>
+        <w:ind w:left="240" w:right="240"/>
+        <w:jc w:val="left"/>
+      </w:pPr>
+      <w:r>
+        <w:rPr>
+          <w:rFonts w:ascii="Consolas" w:cs="Consolas" w:eastAsia="Consolas" w:hAnsi="Consolas"/>
+          <w:sz w:val="19"/>
+          <w:szCs w:val="19"/>
+        </w:rPr>
+        <w:t xml:space="preserve">        "price": 160,</w:t>
+      </w:r>
+    </w:p>
+    <w:p>
+      <w:pPr>
+        <w:shd w:fill="F3F4F6" w:val="clear"/>
+        <w:spacing w:after="0" w:before="0"/>
+        <w:ind w:left="240" w:right="240"/>
+        <w:jc w:val="left"/>
+      </w:pPr>
+      <w:r>
+        <w:rPr>
+          <w:rFonts w:ascii="Consolas" w:cs="Consolas" w:eastAsia="Consolas" w:hAnsi="Consolas"/>
+          <w:sz w:val="19"/>
+          <w:szCs w:val="19"/>
+        </w:rPr>
+        <w:t xml:space="preserve">        "rent": 32,</w:t>
+      </w:r>
+    </w:p>
+    <w:p>
+      <w:pPr>
+        <w:shd w:fill="F3F4F6" w:val="clear"/>
+        <w:spacing w:after="0" w:before="0"/>
+        <w:ind w:left="240" w:right="240"/>
+        <w:jc w:val="left"/>
+      </w:pPr>
+      <w:r>
+        <w:rPr>
+          <w:rFonts w:ascii="Consolas" w:cs="Consolas" w:eastAsia="Consolas" w:hAnsi="Consolas"/>
+          <w:sz w:val="19"/>
+          <w:szCs w:val="19"/>
+        </w:rPr>
+        <w:t xml:space="preserve">        "owner_id": null</w:t>
+      </w:r>
+    </w:p>
+    <w:p>
+      <w:pPr>
+        <w:shd w:fill="F3F4F6" w:val="clear"/>
+        <w:spacing w:after="0" w:before="0"/>
+        <w:ind w:left="240" w:right="240"/>
+        <w:jc w:val="left"/>
+      </w:pPr>
+      <w:r>
+        <w:rPr>
+          <w:rFonts w:ascii="Consolas" w:cs="Consolas" w:eastAsia="Consolas" w:hAnsi="Consolas"/>
+          <w:sz w:val="19"/>
+          <w:szCs w:val="19"/>
+        </w:rPr>
+        <w:t xml:space="preserve">      },</w:t>
+      </w:r>
+    </w:p>
+    <w:p>
+      <w:pPr>
+        <w:shd w:fill="F3F4F6" w:val="clear"/>
+        <w:spacing w:after="0" w:before="0"/>
+        <w:ind w:left="240" w:right="240"/>
+        <w:jc w:val="left"/>
+      </w:pPr>
+      <w:r>
+        <w:rPr>
+          <w:rFonts w:ascii="Consolas" w:cs="Consolas" w:eastAsia="Consolas" w:hAnsi="Consolas"/>
+          <w:sz w:val="19"/>
+          <w:szCs w:val="19"/>
+        </w:rPr>
+        <w:t xml:space="preserve">      {</w:t>
+      </w:r>
+    </w:p>
+    <w:p>
+      <w:pPr>
+        <w:shd w:fill="F3F4F6" w:val="clear"/>
+        <w:spacing w:after="0" w:before="0"/>
+        <w:ind w:left="240" w:right="240"/>
+        <w:jc w:val="left"/>
+      </w:pPr>
+      <w:r>
+        <w:rPr>
+          <w:rFonts w:ascii="Consolas" w:cs="Consolas" w:eastAsia="Consolas" w:hAnsi="Consolas"/>
+          <w:sz w:val="19"/>
+          <w:szCs w:val="19"/>
+        </w:rPr>
+        <w:t xml:space="preserve">        "id": 8,</w:t>
+      </w:r>
+    </w:p>
+    <w:p>
+      <w:pPr>
+        <w:shd w:fill="F3F4F6" w:val="clear"/>
+        <w:spacing w:after="0" w:before="0"/>
+        <w:ind w:left="240" w:right="240"/>
+        <w:jc w:val="left"/>
+      </w:pPr>
+      <w:r>
+        <w:rPr>
+          <w:rFonts w:ascii="Consolas" w:cs="Consolas" w:eastAsia="Consolas" w:hAnsi="Consolas"/>
+          <w:sz w:val="19"/>
+          <w:szCs w:val="19"/>
+        </w:rPr>
+        <w:t xml:space="preserve">        "name": "עסקת נפט",</w:t>
+      </w:r>
+    </w:p>
+    <w:p>
+      <w:pPr>
+        <w:shd w:fill="F3F4F6" w:val="clear"/>
+        <w:spacing w:after="0" w:before="0"/>
+        <w:ind w:left="240" w:right="240"/>
+        <w:jc w:val="left"/>
+      </w:pPr>
+      <w:r>
+        <w:rPr>
+          <w:rFonts w:ascii="Consolas" w:cs="Consolas" w:eastAsia="Consolas" w:hAnsi="Consolas"/>
+          <w:sz w:val="19"/>
+          <w:szCs w:val="19"/>
+        </w:rPr>
+        <w:t xml:space="preserve">        "type": "reward",</w:t>
+      </w:r>
+    </w:p>
+    <w:p>
+      <w:pPr>
+        <w:shd w:fill="F3F4F6" w:val="clear"/>
+        <w:spacing w:after="0" w:before="0"/>
+        <w:ind w:left="240" w:right="240"/>
+        <w:jc w:val="left"/>
+      </w:pPr>
+      <w:r>
+        <w:rPr>
+          <w:rFonts w:ascii="Consolas" w:cs="Consolas" w:eastAsia="Consolas" w:hAnsi="Consolas"/>
+          <w:sz w:val="19"/>
+          <w:szCs w:val="19"/>
+        </w:rPr>
+        <w:t xml:space="preserve">        "amount": 150</w:t>
+      </w:r>
+    </w:p>
+    <w:p>
+      <w:pPr>
+        <w:shd w:fill="F3F4F6" w:val="clear"/>
+        <w:spacing w:after="0" w:before="0"/>
+        <w:ind w:left="240" w:right="240"/>
+        <w:jc w:val="left"/>
+      </w:pPr>
+      <w:r>
+        <w:rPr>
+          <w:rFonts w:ascii="Consolas" w:cs="Consolas" w:eastAsia="Consolas" w:hAnsi="Consolas"/>
+          <w:sz w:val="19"/>
+          <w:szCs w:val="19"/>
+        </w:rPr>
+        <w:t xml:space="preserve">      },</w:t>
+      </w:r>
+    </w:p>
+    <w:p>
+      <w:pPr>
+        <w:shd w:fill="F3F4F6" w:val="clear"/>
+        <w:spacing w:after="0" w:before="0"/>
+        <w:ind w:left="240" w:right="240"/>
+        <w:jc w:val="left"/>
+      </w:pPr>
+      <w:r>
+        <w:rPr>
+          <w:rFonts w:ascii="Consolas" w:cs="Consolas" w:eastAsia="Consolas" w:hAnsi="Consolas"/>
+          <w:sz w:val="19"/>
+          <w:szCs w:val="19"/>
+        </w:rPr>
+        <w:t xml:space="preserve">      {</w:t>
+      </w:r>
+    </w:p>
+    <w:p>
+      <w:pPr>
+        <w:shd w:fill="F3F4F6" w:val="clear"/>
+        <w:spacing w:after="0" w:before="0"/>
+        <w:ind w:left="240" w:right="240"/>
+        <w:jc w:val="left"/>
+      </w:pPr>
+      <w:r>
+        <w:rPr>
+          <w:rFonts w:ascii="Consolas" w:cs="Consolas" w:eastAsia="Consolas" w:hAnsi="Consolas"/>
+          <w:sz w:val="19"/>
+          <w:szCs w:val="19"/>
+        </w:rPr>
+        <w:t xml:space="preserve">        "id": 9,</w:t>
+      </w:r>
+    </w:p>
+    <w:p>
+      <w:pPr>
+        <w:shd w:fill="F3F4F6" w:val="clear"/>
+        <w:spacing w:after="0" w:before="0"/>
+        <w:ind w:left="240" w:right="240"/>
+        <w:jc w:val="left"/>
+      </w:pPr>
+      <w:r>
+        <w:rPr>
+          <w:rFonts w:ascii="Consolas" w:cs="Consolas" w:eastAsia="Consolas" w:hAnsi="Consolas"/>
+          <w:sz w:val="19"/>
+          <w:szCs w:val="19"/>
+        </w:rPr>
+        <w:t xml:space="preserve">        "name": "מרוקו",</w:t>
+      </w:r>
+    </w:p>
+    <w:p>
+      <w:pPr>
+        <w:shd w:fill="F3F4F6" w:val="clear"/>
+        <w:spacing w:after="0" w:before="0"/>
+        <w:ind w:left="240" w:right="240"/>
+        <w:jc w:val="left"/>
+      </w:pPr>
+      <w:r>
+        <w:rPr>
+          <w:rFonts w:ascii="Consolas" w:cs="Consolas" w:eastAsia="Consolas" w:hAnsi="Consolas"/>
+          <w:sz w:val="19"/>
+          <w:szCs w:val="19"/>
+        </w:rPr>
+        <w:t xml:space="preserve">        "type": "property",</w:t>
+      </w:r>
+    </w:p>
+    <w:p>
+      <w:pPr>
+        <w:shd w:fill="F3F4F6" w:val="clear"/>
+        <w:spacing w:after="0" w:before="0"/>
+        <w:ind w:left="240" w:right="240"/>
+        <w:jc w:val="left"/>
+      </w:pPr>
+      <w:r>
+        <w:rPr>
+          <w:rFonts w:ascii="Consolas" w:cs="Consolas" w:eastAsia="Consolas" w:hAnsi="Consolas"/>
+          <w:sz w:val="19"/>
+          <w:szCs w:val="19"/>
+        </w:rPr>
+        <w:t xml:space="preserve">        "price": 180,</w:t>
+      </w:r>
+    </w:p>
+    <w:p>
+      <w:pPr>
+        <w:shd w:fill="F3F4F6" w:val="clear"/>
+        <w:spacing w:after="0" w:before="0"/>
+        <w:ind w:left="240" w:right="240"/>
+        <w:jc w:val="left"/>
+      </w:pPr>
+      <w:r>
+        <w:rPr>
+          <w:rFonts w:ascii="Consolas" w:cs="Consolas" w:eastAsia="Consolas" w:hAnsi="Consolas"/>
+          <w:sz w:val="19"/>
+          <w:szCs w:val="19"/>
+        </w:rPr>
+        <w:t xml:space="preserve">        "rent": 36,</w:t>
+      </w:r>
+    </w:p>
+    <w:p>
+      <w:pPr>
+        <w:shd w:fill="F3F4F6" w:val="clear"/>
+        <w:spacing w:after="0" w:before="0"/>
+        <w:ind w:left="240" w:right="240"/>
+        <w:jc w:val="left"/>
+      </w:pPr>
+      <w:r>
+        <w:rPr>
+          <w:rFonts w:ascii="Consolas" w:cs="Consolas" w:eastAsia="Consolas" w:hAnsi="Consolas"/>
+          <w:sz w:val="19"/>
+          <w:szCs w:val="19"/>
+        </w:rPr>
+        <w:t xml:space="preserve">        "owner_id": null</w:t>
+      </w:r>
+    </w:p>
+    <w:p>
+      <w:pPr>
+        <w:shd w:fill="F3F4F6" w:val="clear"/>
+        <w:spacing w:after="0" w:before="0"/>
+        <w:ind w:left="240" w:right="240"/>
+        <w:jc w:val="left"/>
+      </w:pPr>
+      <w:r>
+        <w:rPr>
+          <w:rFonts w:ascii="Consolas" w:cs="Consolas" w:eastAsia="Consolas" w:hAnsi="Consolas"/>
+          <w:sz w:val="19"/>
+          <w:szCs w:val="19"/>
+        </w:rPr>
+        <w:t xml:space="preserve">      },</w:t>
+      </w:r>
+    </w:p>
+    <w:p>
+      <w:pPr>
+        <w:shd w:fill="F3F4F6" w:val="clear"/>
+        <w:spacing w:after="0" w:before="0"/>
+        <w:ind w:left="240" w:right="240"/>
+        <w:jc w:val="left"/>
+      </w:pPr>
+      <w:r>
+        <w:rPr>
+          <w:rFonts w:ascii="Consolas" w:cs="Consolas" w:eastAsia="Consolas" w:hAnsi="Consolas"/>
+          <w:sz w:val="19"/>
+          <w:szCs w:val="19"/>
+        </w:rPr>
+        <w:t xml:space="preserve">      {</w:t>
+      </w:r>
+    </w:p>
+    <w:p>
+      <w:pPr>
+        <w:shd w:fill="F3F4F6" w:val="clear"/>
+        <w:spacing w:after="0" w:before="0"/>
+        <w:ind w:left="240" w:right="240"/>
+        <w:jc w:val="left"/>
+      </w:pPr>
+      <w:r>
+        <w:rPr>
+          <w:rFonts w:ascii="Consolas" w:cs="Consolas" w:eastAsia="Consolas" w:hAnsi="Consolas"/>
+          <w:sz w:val="19"/>
+          <w:szCs w:val="19"/>
+        </w:rPr>
+        <w:t xml:space="preserve">        "id": 10,</w:t>
+      </w:r>
+    </w:p>
+    <w:p>
+      <w:pPr>
+        <w:shd w:fill="F3F4F6" w:val="clear"/>
+        <w:spacing w:after="0" w:before="0"/>
+        <w:ind w:left="240" w:right="240"/>
+        <w:jc w:val="left"/>
+      </w:pPr>
+      <w:r>
+        <w:rPr>
+          <w:rFonts w:ascii="Consolas" w:cs="Consolas" w:eastAsia="Consolas" w:hAnsi="Consolas"/>
+          <w:sz w:val="19"/>
+          <w:szCs w:val="19"/>
+        </w:rPr>
+        <w:t xml:space="preserve">        "name": "מס נמל",</w:t>
+      </w:r>
+    </w:p>
+    <w:p>
+      <w:pPr>
+        <w:shd w:fill="F3F4F6" w:val="clear"/>
+        <w:spacing w:after="0" w:before="0"/>
+        <w:ind w:left="240" w:right="240"/>
+        <w:jc w:val="left"/>
+      </w:pPr>
+      <w:r>
+        <w:rPr>
+          <w:rFonts w:ascii="Consolas" w:cs="Consolas" w:eastAsia="Consolas" w:hAnsi="Consolas"/>
+          <w:sz w:val="19"/>
+          <w:szCs w:val="19"/>
+        </w:rPr>
+        <w:t xml:space="preserve">        "type": "penalty",</w:t>
+      </w:r>
+    </w:p>
+    <w:p>
+      <w:pPr>
+        <w:shd w:fill="F3F4F6" w:val="clear"/>
+        <w:spacing w:after="0" w:before="0"/>
+        <w:ind w:left="240" w:right="240"/>
+        <w:jc w:val="left"/>
+      </w:pPr>
+      <w:r>
+        <w:rPr>
+          <w:rFonts w:ascii="Consolas" w:cs="Consolas" w:eastAsia="Consolas" w:hAnsi="Consolas"/>
+          <w:sz w:val="19"/>
+          <w:szCs w:val="19"/>
+        </w:rPr>
+        <w:t xml:space="preserve">        "amount": 450</w:t>
+      </w:r>
+    </w:p>
+    <w:p>
+      <w:pPr>
+        <w:shd w:fill="F3F4F6" w:val="clear"/>
+        <w:spacing w:after="0" w:before="0"/>
+        <w:ind w:left="240" w:right="240"/>
+        <w:jc w:val="left"/>
+      </w:pPr>
+      <w:r>
+        <w:rPr>
+          <w:rFonts w:ascii="Consolas" w:cs="Consolas" w:eastAsia="Consolas" w:hAnsi="Consolas"/>
+          <w:sz w:val="19"/>
+          <w:szCs w:val="19"/>
+        </w:rPr>
+        <w:t xml:space="preserve">      },</w:t>
+      </w:r>
+    </w:p>
+    <w:p>
+      <w:pPr>
+        <w:shd w:fill="F3F4F6" w:val="clear"/>
+        <w:spacing w:after="0" w:before="0"/>
+        <w:ind w:left="240" w:right="240"/>
+        <w:jc w:val="left"/>
+      </w:pPr>
+      <w:r>
+        <w:rPr>
+          <w:rFonts w:ascii="Consolas" w:cs="Consolas" w:eastAsia="Consolas" w:hAnsi="Consolas"/>
+          <w:sz w:val="19"/>
+          <w:szCs w:val="19"/>
+        </w:rPr>
+        <w:t xml:space="preserve">      {</w:t>
+      </w:r>
+    </w:p>
+    <w:p>
+      <w:pPr>
+        <w:shd w:fill="F3F4F6" w:val="clear"/>
+        <w:spacing w:after="0" w:before="0"/>
+        <w:ind w:left="240" w:right="240"/>
+        <w:jc w:val="left"/>
+      </w:pPr>
+      <w:r>
+        <w:rPr>
+          <w:rFonts w:ascii="Consolas" w:cs="Consolas" w:eastAsia="Consolas" w:hAnsi="Consolas"/>
+          <w:sz w:val="19"/>
+          <w:szCs w:val="19"/>
+        </w:rPr>
+        <w:t xml:space="preserve">        "id": 11,</w:t>
+      </w:r>
+    </w:p>
+    <w:p>
+      <w:pPr>
+        <w:shd w:fill="F3F4F6" w:val="clear"/>
+        <w:spacing w:after="0" w:before="0"/>
+        <w:ind w:left="240" w:right="240"/>
+        <w:jc w:val="left"/>
+      </w:pPr>
+      <w:r>
+        <w:rPr>
+          <w:rFonts w:ascii="Consolas" w:cs="Consolas" w:eastAsia="Consolas" w:hAnsi="Consolas"/>
+          <w:sz w:val="19"/>
+          <w:szCs w:val="19"/>
+        </w:rPr>
+        <w:t xml:space="preserve">        "name": "ביירות",</w:t>
+      </w:r>
+    </w:p>
+    <w:p>
+      <w:pPr>
+        <w:shd w:fill="F3F4F6" w:val="clear"/>
+        <w:spacing w:after="0" w:before="0"/>
+        <w:ind w:left="240" w:right="240"/>
+        <w:jc w:val="left"/>
+      </w:pPr>
+      <w:r>
+        <w:rPr>
+          <w:rFonts w:ascii="Consolas" w:cs="Consolas" w:eastAsia="Consolas" w:hAnsi="Consolas"/>
+          <w:sz w:val="19"/>
+          <w:szCs w:val="19"/>
+        </w:rPr>
+        <w:t xml:space="preserve">        "type": "property",</w:t>
+      </w:r>
+    </w:p>
+    <w:p>
+      <w:pPr>
+        <w:shd w:fill="F3F4F6" w:val="clear"/>
+        <w:spacing w:after="0" w:before="0"/>
+        <w:ind w:left="240" w:right="240"/>
+        <w:jc w:val="left"/>
+      </w:pPr>
+      <w:r>
+        <w:rPr>
+          <w:rFonts w:ascii="Consolas" w:cs="Consolas" w:eastAsia="Consolas" w:hAnsi="Consolas"/>
+          <w:sz w:val="19"/>
+          <w:szCs w:val="19"/>
+        </w:rPr>
+        <w:t xml:space="preserve">        "price": 200,</w:t>
+      </w:r>
+    </w:p>
+    <w:p>
+      <w:pPr>
+        <w:shd w:fill="F3F4F6" w:val="clear"/>
+        <w:spacing w:after="0" w:before="0"/>
+        <w:ind w:left="240" w:right="240"/>
+        <w:jc w:val="left"/>
+      </w:pPr>
+      <w:r>
+        <w:rPr>
+          <w:rFonts w:ascii="Consolas" w:cs="Consolas" w:eastAsia="Consolas" w:hAnsi="Consolas"/>
+          <w:sz w:val="19"/>
+          <w:szCs w:val="19"/>
+        </w:rPr>
+        <w:t xml:space="preserve">        "rent": 40,</w:t>
+      </w:r>
+    </w:p>
+    <w:p>
+      <w:pPr>
+        <w:shd w:fill="F3F4F6" w:val="clear"/>
+        <w:spacing w:after="0" w:before="0"/>
+        <w:ind w:left="240" w:right="240"/>
+        <w:jc w:val="left"/>
+      </w:pPr>
+      <w:r>
+        <w:rPr>
+          <w:rFonts w:ascii="Consolas" w:cs="Consolas" w:eastAsia="Consolas" w:hAnsi="Consolas"/>
+          <w:sz w:val="19"/>
+          <w:szCs w:val="19"/>
+        </w:rPr>
+        <w:t xml:space="preserve">        "owner_id": null</w:t>
+      </w:r>
+    </w:p>
+    <w:p>
+      <w:pPr>
+        <w:shd w:fill="F3F4F6" w:val="clear"/>
+        <w:spacing w:after="0" w:before="0"/>
+        <w:ind w:left="240" w:right="240"/>
+        <w:jc w:val="left"/>
+      </w:pPr>
+      <w:r>
+        <w:rPr>
+          <w:rFonts w:ascii="Consolas" w:cs="Consolas" w:eastAsia="Consolas" w:hAnsi="Consolas"/>
+          <w:sz w:val="19"/>
+          <w:szCs w:val="19"/>
+        </w:rPr>
+        <w:t xml:space="preserve">      },</w:t>
+      </w:r>
+    </w:p>
+    <w:p>
+      <w:pPr>
+        <w:shd w:fill="F3F4F6" w:val="clear"/>
+        <w:spacing w:after="0" w:before="0"/>
+        <w:ind w:left="240" w:right="240"/>
+        <w:jc w:val="left"/>
+      </w:pPr>
+      <w:r>
+        <w:rPr>
+          <w:rFonts w:ascii="Consolas" w:cs="Consolas" w:eastAsia="Consolas" w:hAnsi="Consolas"/>
+          <w:sz w:val="19"/>
+          <w:szCs w:val="19"/>
+        </w:rPr>
+        <w:t xml:space="preserve">      {</w:t>
+      </w:r>
+    </w:p>
+    <w:p>
+      <w:pPr>
+        <w:shd w:fill="F3F4F6" w:val="clear"/>
+        <w:spacing w:after="0" w:before="0"/>
+        <w:ind w:left="240" w:right="240"/>
+        <w:jc w:val="left"/>
+      </w:pPr>
+      <w:r>
+        <w:rPr>
+          <w:rFonts w:ascii="Consolas" w:cs="Consolas" w:eastAsia="Consolas" w:hAnsi="Consolas"/>
+          <w:sz w:val="19"/>
+          <w:szCs w:val="19"/>
+        </w:rPr>
+        <w:t xml:space="preserve">        "id": 12,</w:t>
+      </w:r>
+    </w:p>
+    <w:p>
+      <w:pPr>
+        <w:shd w:fill="F3F4F6" w:val="clear"/>
+        <w:spacing w:after="0" w:before="0"/>
+        <w:ind w:left="240" w:right="240"/>
+        <w:jc w:val="left"/>
+      </w:pPr>
+      <w:r>
+        <w:rPr>
+          <w:rFonts w:ascii="Consolas" w:cs="Consolas" w:eastAsia="Consolas" w:hAnsi="Consolas"/>
+          <w:sz w:val="19"/>
+          <w:szCs w:val="19"/>
+        </w:rPr>
+        <w:t xml:space="preserve">        "name": "תיירות משגשגת",</w:t>
+      </w:r>
+    </w:p>
+    <w:p>
+      <w:pPr>
+        <w:shd w:fill="F3F4F6" w:val="clear"/>
+        <w:spacing w:after="0" w:before="0"/>
+        <w:ind w:left="240" w:right="240"/>
+        <w:jc w:val="left"/>
+      </w:pPr>
+      <w:r>
+        <w:rPr>
+          <w:rFonts w:ascii="Consolas" w:cs="Consolas" w:eastAsia="Consolas" w:hAnsi="Consolas"/>
+          <w:sz w:val="19"/>
+          <w:szCs w:val="19"/>
+        </w:rPr>
+        <w:t xml:space="preserve">        "type": "reward",</w:t>
+      </w:r>
+    </w:p>
+    <w:p>
+      <w:pPr>
+        <w:shd w:fill="F3F4F6" w:val="clear"/>
+        <w:spacing w:after="0" w:before="0"/>
+        <w:ind w:left="240" w:right="240"/>
+        <w:jc w:val="left"/>
+      </w:pPr>
+      <w:r>
+        <w:rPr>
+          <w:rFonts w:ascii="Consolas" w:cs="Consolas" w:eastAsia="Consolas" w:hAnsi="Consolas"/>
+          <w:sz w:val="19"/>
+          <w:szCs w:val="19"/>
+        </w:rPr>
+        <w:t xml:space="preserve">        "amount": 200</w:t>
+      </w:r>
+    </w:p>
+    <w:p>
+      <w:pPr>
+        <w:shd w:fill="F3F4F6" w:val="clear"/>
+        <w:spacing w:after="0" w:before="0"/>
+        <w:ind w:left="240" w:right="240"/>
+        <w:jc w:val="left"/>
+      </w:pPr>
+      <w:r>
+        <w:rPr>
+          <w:rFonts w:ascii="Consolas" w:cs="Consolas" w:eastAsia="Consolas" w:hAnsi="Consolas"/>
+          <w:sz w:val="19"/>
+          <w:szCs w:val="19"/>
+        </w:rPr>
+        <w:t xml:space="preserve">      },</w:t>
+      </w:r>
+    </w:p>
+    <w:p>
+      <w:pPr>
+        <w:shd w:fill="F3F4F6" w:val="clear"/>
+        <w:spacing w:after="0" w:before="0"/>
+        <w:ind w:left="240" w:right="240"/>
+        <w:jc w:val="left"/>
+      </w:pPr>
+      <w:r>
+        <w:rPr>
+          <w:rFonts w:ascii="Consolas" w:cs="Consolas" w:eastAsia="Consolas" w:hAnsi="Consolas"/>
+          <w:sz w:val="19"/>
+          <w:szCs w:val="19"/>
+        </w:rPr>
+        <w:t xml:space="preserve">      {</w:t>
+      </w:r>
+    </w:p>
+    <w:p>
+      <w:pPr>
+        <w:shd w:fill="F3F4F6" w:val="clear"/>
+        <w:spacing w:after="0" w:before="0"/>
+        <w:ind w:left="240" w:right="240"/>
+        <w:jc w:val="left"/>
+      </w:pPr>
+      <w:r>
+        <w:rPr>
+          <w:rFonts w:ascii="Consolas" w:cs="Consolas" w:eastAsia="Consolas" w:hAnsi="Consolas"/>
+          <w:sz w:val="19"/>
+          <w:szCs w:val="19"/>
+        </w:rPr>
+        <w:t xml:space="preserve">        "id": 13,</w:t>
+      </w:r>
+    </w:p>
+    <w:p>
+      <w:pPr>
+        <w:shd w:fill="F3F4F6" w:val="clear"/>
+        <w:spacing w:after="0" w:before="0"/>
+        <w:ind w:left="240" w:right="240"/>
+        <w:jc w:val="left"/>
+      </w:pPr>
+      <w:r>
+        <w:rPr>
+          <w:rFonts w:ascii="Consolas" w:cs="Consolas" w:eastAsia="Consolas" w:hAnsi="Consolas"/>
+          <w:sz w:val="19"/>
+          <w:szCs w:val="19"/>
+        </w:rPr>
+        <w:t xml:space="preserve">        "name": "דוחה",</w:t>
+      </w:r>
+    </w:p>
+    <w:p>
+      <w:pPr>
+        <w:shd w:fill="F3F4F6" w:val="clear"/>
+        <w:spacing w:after="0" w:before="0"/>
+        <w:ind w:left="240" w:right="240"/>
+        <w:jc w:val="left"/>
+      </w:pPr>
+      <w:r>
+        <w:rPr>
+          <w:rFonts w:ascii="Consolas" w:cs="Consolas" w:eastAsia="Consolas" w:hAnsi="Consolas"/>
+          <w:sz w:val="19"/>
+          <w:szCs w:val="19"/>
+        </w:rPr>
+        <w:t xml:space="preserve">        "type": "property",</w:t>
+      </w:r>
+    </w:p>
+    <w:p>
+      <w:pPr>
+        <w:shd w:fill="F3F4F6" w:val="clear"/>
+        <w:spacing w:after="0" w:before="0"/>
+        <w:ind w:left="240" w:right="240"/>
+        <w:jc w:val="left"/>
+      </w:pPr>
+      <w:r>
+        <w:rPr>
+          <w:rFonts w:ascii="Consolas" w:cs="Consolas" w:eastAsia="Consolas" w:hAnsi="Consolas"/>
+          <w:sz w:val="19"/>
+          <w:szCs w:val="19"/>
+        </w:rPr>
+        <w:t xml:space="preserve">        "price": 220,</w:t>
+      </w:r>
+    </w:p>
+    <w:p>
+      <w:pPr>
+        <w:shd w:fill="F3F4F6" w:val="clear"/>
+        <w:spacing w:after="0" w:before="0"/>
+        <w:ind w:left="240" w:right="240"/>
+        <w:jc w:val="left"/>
+      </w:pPr>
+      <w:r>
+        <w:rPr>
+          <w:rFonts w:ascii="Consolas" w:cs="Consolas" w:eastAsia="Consolas" w:hAnsi="Consolas"/>
+          <w:sz w:val="19"/>
+          <w:szCs w:val="19"/>
+        </w:rPr>
+        <w:t xml:space="preserve">        "rent": 44,</w:t>
+      </w:r>
+    </w:p>
+    <w:p>
+      <w:pPr>
+        <w:shd w:fill="F3F4F6" w:val="clear"/>
+        <w:spacing w:after="0" w:before="0"/>
+        <w:ind w:left="240" w:right="240"/>
+        <w:jc w:val="left"/>
+      </w:pPr>
+      <w:r>
+        <w:rPr>
+          <w:rFonts w:ascii="Consolas" w:cs="Consolas" w:eastAsia="Consolas" w:hAnsi="Consolas"/>
+          <w:sz w:val="19"/>
+          <w:szCs w:val="19"/>
+        </w:rPr>
+        <w:t xml:space="preserve">        "owner_id": null</w:t>
+      </w:r>
+    </w:p>
+    <w:p>
+      <w:pPr>
+        <w:shd w:fill="F3F4F6" w:val="clear"/>
+        <w:spacing w:after="0" w:before="0"/>
+        <w:ind w:left="240" w:right="240"/>
+        <w:jc w:val="left"/>
+      </w:pPr>
+      <w:r>
+        <w:rPr>
+          <w:rFonts w:ascii="Consolas" w:cs="Consolas" w:eastAsia="Consolas" w:hAnsi="Consolas"/>
+          <w:sz w:val="19"/>
+          <w:szCs w:val="19"/>
+        </w:rPr>
+        <w:t xml:space="preserve">      },</w:t>
+      </w:r>
+    </w:p>
+    <w:p>
+      <w:pPr>
+        <w:shd w:fill="F3F4F6" w:val="clear"/>
+        <w:spacing w:after="0" w:before="0"/>
+        <w:ind w:left="240" w:right="240"/>
+        <w:jc w:val="left"/>
+      </w:pPr>
+      <w:r>
+        <w:rPr>
+          <w:rFonts w:ascii="Consolas" w:cs="Consolas" w:eastAsia="Consolas" w:hAnsi="Consolas"/>
+          <w:sz w:val="19"/>
+          <w:szCs w:val="19"/>
+        </w:rPr>
+        <w:t xml:space="preserve">      {</w:t>
+      </w:r>
+    </w:p>
+    <w:p>
+      <w:pPr>
+        <w:shd w:fill="F3F4F6" w:val="clear"/>
+        <w:spacing w:after="0" w:before="0"/>
+        <w:ind w:left="240" w:right="240"/>
+        <w:jc w:val="left"/>
+      </w:pPr>
+      <w:r>
+        <w:rPr>
+          <w:rFonts w:ascii="Consolas" w:cs="Consolas" w:eastAsia="Consolas" w:hAnsi="Consolas"/>
+          <w:sz w:val="19"/>
+          <w:szCs w:val="19"/>
+        </w:rPr>
+        <w:t xml:space="preserve">        "id": 14,</w:t>
+      </w:r>
+    </w:p>
+    <w:p>
+      <w:pPr>
+        <w:shd w:fill="F3F4F6" w:val="clear"/>
+        <w:spacing w:after="0" w:before="0"/>
+        <w:ind w:left="240" w:right="240"/>
+        <w:jc w:val="left"/>
+      </w:pPr>
+      <w:r>
+        <w:rPr>
+          <w:rFonts w:ascii="Consolas" w:cs="Consolas" w:eastAsia="Consolas" w:hAnsi="Consolas"/>
+          <w:sz w:val="19"/>
+          <w:szCs w:val="19"/>
+        </w:rPr>
+        <w:t xml:space="preserve">        "name": "הפתעה בשוק",</w:t>
+      </w:r>
+    </w:p>
+    <w:p>
+      <w:pPr>
+        <w:shd w:fill="F3F4F6" w:val="clear"/>
+        <w:spacing w:after="0" w:before="0"/>
+        <w:ind w:left="240" w:right="240"/>
+        <w:jc w:val="left"/>
+      </w:pPr>
+      <w:r>
+        <w:rPr>
+          <w:rFonts w:ascii="Consolas" w:cs="Consolas" w:eastAsia="Consolas" w:hAnsi="Consolas"/>
+          <w:sz w:val="19"/>
+          <w:szCs w:val="19"/>
+        </w:rPr>
+        <w:t xml:space="preserve">        "type": "surprise"</w:t>
+      </w:r>
+    </w:p>
+    <w:p>
+      <w:pPr>
+        <w:shd w:fill="F3F4F6" w:val="clear"/>
+        <w:spacing w:after="0" w:before="0"/>
+        <w:ind w:left="240" w:right="240"/>
+        <w:jc w:val="left"/>
+      </w:pPr>
+      <w:r>
+        <w:rPr>
+          <w:rFonts w:ascii="Consolas" w:cs="Consolas" w:eastAsia="Consolas" w:hAnsi="Consolas"/>
+          <w:sz w:val="19"/>
+          <w:szCs w:val="19"/>
+        </w:rPr>
+        <w:t xml:space="preserve">      },</w:t>
+      </w:r>
+    </w:p>
+    <w:p>
+      <w:pPr>
+        <w:shd w:fill="F3F4F6" w:val="clear"/>
+        <w:spacing w:after="0" w:before="0"/>
+        <w:ind w:left="240" w:right="240"/>
+        <w:jc w:val="left"/>
+      </w:pPr>
+      <w:r>
+        <w:rPr>
+          <w:rFonts w:ascii="Consolas" w:cs="Consolas" w:eastAsia="Consolas" w:hAnsi="Consolas"/>
+          <w:sz w:val="19"/>
+          <w:szCs w:val="19"/>
+        </w:rPr>
+        <w:t xml:space="preserve">      {</w:t>
+      </w:r>
+    </w:p>
+    <w:p>
+      <w:pPr>
+        <w:shd w:fill="F3F4F6" w:val="clear"/>
+        <w:spacing w:after="0" w:before="0"/>
+        <w:ind w:left="240" w:right="240"/>
+        <w:jc w:val="left"/>
+      </w:pPr>
+      <w:r>
+        <w:rPr>
+          <w:rFonts w:ascii="Consolas" w:cs="Consolas" w:eastAsia="Consolas" w:hAnsi="Consolas"/>
+          <w:sz w:val="19"/>
+          <w:szCs w:val="19"/>
+        </w:rPr>
+        <w:t xml:space="preserve">        "id": 15,</w:t>
+      </w:r>
+    </w:p>
+    <w:p>
+      <w:pPr>
+        <w:shd w:fill="F3F4F6" w:val="clear"/>
+        <w:spacing w:after="0" w:before="0"/>
+        <w:ind w:left="240" w:right="240"/>
+        <w:jc w:val="left"/>
+      </w:pPr>
+      <w:r>
+        <w:rPr>
+          <w:rFonts w:ascii="Consolas" w:cs="Consolas" w:eastAsia="Consolas" w:hAnsi="Consolas"/>
+          <w:sz w:val="19"/>
+          <w:szCs w:val="19"/>
+        </w:rPr>
+        <w:t xml:space="preserve">        "name": "מס יוקרה",</w:t>
+      </w:r>
+    </w:p>
+    <w:p>
+      <w:pPr>
+        <w:shd w:fill="F3F4F6" w:val="clear"/>
+        <w:spacing w:after="0" w:before="0"/>
+        <w:ind w:left="240" w:right="240"/>
+        <w:jc w:val="left"/>
+      </w:pPr>
+      <w:r>
+        <w:rPr>
+          <w:rFonts w:ascii="Consolas" w:cs="Consolas" w:eastAsia="Consolas" w:hAnsi="Consolas"/>
+          <w:sz w:val="19"/>
+          <w:szCs w:val="19"/>
+        </w:rPr>
+        <w:t xml:space="preserve">        "type": "penalty",</w:t>
+      </w:r>
+    </w:p>
+    <w:p>
+      <w:pPr>
+        <w:shd w:fill="F3F4F6" w:val="clear"/>
+        <w:spacing w:after="0" w:before="0"/>
+        <w:ind w:left="240" w:right="240"/>
+        <w:jc w:val="left"/>
+      </w:pPr>
+      <w:r>
+        <w:rPr>
+          <w:rFonts w:ascii="Consolas" w:cs="Consolas" w:eastAsia="Consolas" w:hAnsi="Consolas"/>
+          <w:sz w:val="19"/>
+          <w:szCs w:val="19"/>
+        </w:rPr>
+        <w:t xml:space="preserve">        "amount": 650</w:t>
+      </w:r>
+    </w:p>
+    <w:p>
+      <w:pPr>
+        <w:shd w:fill="F3F4F6" w:val="clear"/>
+        <w:spacing w:after="0" w:before="0"/>
+        <w:ind w:left="240" w:right="240"/>
+        <w:jc w:val="left"/>
+      </w:pPr>
+      <w:r>
+        <w:rPr>
+          <w:rFonts w:ascii="Consolas" w:cs="Consolas" w:eastAsia="Consolas" w:hAnsi="Consolas"/>
+          <w:sz w:val="19"/>
+          <w:szCs w:val="19"/>
+        </w:rPr>
+        <w:t xml:space="preserve">      }</w:t>
+      </w:r>
+    </w:p>
+    <w:p>
+      <w:pPr>
+        <w:shd w:fill="F3F4F6" w:val="clear"/>
+        <w:spacing w:after="0" w:before="0"/>
+        <w:ind w:left="240" w:right="240"/>
+        <w:jc w:val="left"/>
+      </w:pPr>
+      <w:r>
+        <w:rPr>
+          <w:rFonts w:ascii="Consolas" w:cs="Consolas" w:eastAsia="Consolas" w:hAnsi="Consolas"/>
+          <w:sz w:val="19"/>
+          <w:szCs w:val="19"/>
+        </w:rPr>
+        <w:t xml:space="preserve">    ],</w:t>
+      </w:r>
+    </w:p>
+    <w:p>
+      <w:pPr>
+        <w:shd w:fill="F3F4F6" w:val="clear"/>
+        <w:spacing w:after="0" w:before="0"/>
+        <w:ind w:left="240" w:right="240"/>
+        <w:jc w:val="left"/>
+      </w:pPr>
+      <w:r>
+        <w:rPr>
+          <w:rFonts w:ascii="Consolas" w:cs="Consolas" w:eastAsia="Consolas" w:hAnsi="Consolas"/>
+          <w:sz w:val="19"/>
+          <w:szCs w:val="19"/>
+        </w:rPr>
+        <w:t xml:space="preserve">    "last_event": "Ada landed on unowned קהיר.",</w:t>
+      </w:r>
+    </w:p>
+    <w:p>
+      <w:pPr>
+        <w:shd w:fill="F3F4F6" w:val="clear"/>
+        <w:spacing w:after="0" w:before="0"/>
+        <w:ind w:left="240" w:right="240"/>
+        <w:jc w:val="left"/>
+      </w:pPr>
+      <w:r>
+        <w:rPr>
+          <w:rFonts w:ascii="Consolas" w:cs="Consolas" w:eastAsia="Consolas" w:hAnsi="Consolas"/>
+          <w:sz w:val="19"/>
+          <w:szCs w:val="19"/>
+        </w:rPr>
+        <w:t xml:space="preserve">    "event_log": [</w:t>
+      </w:r>
+    </w:p>
+    <w:p>
+      <w:pPr>
+        <w:shd w:fill="F3F4F6" w:val="clear"/>
+        <w:spacing w:after="0" w:before="0"/>
+        <w:ind w:left="240" w:right="240"/>
+        <w:jc w:val="left"/>
+      </w:pPr>
+      <w:r>
+        <w:rPr>
+          <w:rFonts w:ascii="Consolas" w:cs="Consolas" w:eastAsia="Consolas" w:hAnsi="Consolas"/>
+          <w:sz w:val="19"/>
+          <w:szCs w:val="19"/>
+        </w:rPr>
+        <w:t xml:space="preserve">      "Game created. Roll to begin.",</w:t>
+      </w:r>
+    </w:p>
+    <w:p>
+      <w:pPr>
+        <w:shd w:fill="F3F4F6" w:val="clear"/>
+        <w:spacing w:after="0" w:before="0"/>
+        <w:ind w:left="240" w:right="240"/>
+        <w:jc w:val="left"/>
+      </w:pPr>
+      <w:r>
+        <w:rPr>
+          <w:rFonts w:ascii="Consolas" w:cs="Consolas" w:eastAsia="Consolas" w:hAnsi="Consolas"/>
+          <w:sz w:val="19"/>
+          <w:szCs w:val="19"/>
+        </w:rPr>
+        <w:t xml:space="preserve">      "Ada rolled 3 and moved to 3.",</w:t>
+      </w:r>
+    </w:p>
+    <w:p>
+      <w:pPr>
+        <w:shd w:fill="F3F4F6" w:val="clear"/>
+        <w:spacing w:after="0" w:before="0"/>
+        <w:ind w:left="240" w:right="240"/>
+        <w:jc w:val="left"/>
+      </w:pPr>
+      <w:r>
+        <w:rPr>
+          <w:rFonts w:ascii="Consolas" w:cs="Consolas" w:eastAsia="Consolas" w:hAnsi="Consolas"/>
+          <w:sz w:val="19"/>
+          <w:szCs w:val="19"/>
+        </w:rPr>
+        <w:t xml:space="preserve">      "Ada landed on unowned קהיר."</w:t>
+      </w:r>
+    </w:p>
+    <w:p>
+      <w:pPr>
+        <w:shd w:fill="F3F4F6" w:val="clear"/>
+        <w:spacing w:after="0" w:before="0"/>
+        <w:ind w:left="240" w:right="240"/>
+        <w:jc w:val="left"/>
+      </w:pPr>
+      <w:r>
+        <w:rPr>
+          <w:rFonts w:ascii="Consolas" w:cs="Consolas" w:eastAsia="Consolas" w:hAnsi="Consolas"/>
+          <w:sz w:val="19"/>
+          <w:szCs w:val="19"/>
+        </w:rPr>
+        <w:t xml:space="preserve">    ]</w:t>
       </w:r>
     </w:p>
     <w:p>
@@ -962,7 +3118,7 @@
           <w:rtl/>
           <w:lang w:bidi="he-IL"/>
         </w:rPr>
-        <w:t xml:space="preserve">ערך X-Test-Dice-Roll מחוץ לטווח 1–6 מחזיר 422 ללא שינוי מצב.</w:t>
+        <w:t xml:space="preserve">תוצאת קובייה חייבת להיות מספר שלם בטווח 1–6.</w:t>
       </w:r>
     </w:p>
     <w:p>
@@ -982,7 +3138,7 @@
           <w:rtl/>
           <w:lang w:bidi="he-IL"/>
         </w:rPr>
-        <w:t xml:space="preserve">roll שאינו זמין מחזיר 409.</w:t>
+        <w:t xml:space="preserve">roll שאינו זמין מחזיר 409 ללא שינוי מצב.</w:t>
       </w:r>
     </w:p>
     <w:p>
@@ -1019,7 +3175,7 @@
           <w:rtl/>
           <w:lang w:bidi="he-IL"/>
         </w:rPr>
-        <w:t xml:space="preserve">פלט של checkpoint 4 כאשר מצב הבדיקות פעיל.</w:t>
+        <w:t xml:space="preserve">פלט של checkpoint 4 מתוך ה-UI.</w:t>
       </w:r>
     </w:p>
     <w:p>
@@ -1039,7 +3195,7 @@
           <w:rtl/>
           <w:lang w:bidi="he-IL"/>
         </w:rPr>
-        <w:t xml:space="preserve">דוגמת תנועה עם ערך קובייה קבוע.</w:t>
+        <w:t xml:space="preserve">דוגמת תנועה אמיתית שמציגה את ערך הקובייה ואת המיקום החדש.</w:t>
       </w:r>
     </w:p>
     <w:p>
